--- a/Word/14-plantilla-politica-uso-IA.docx
+++ b/Word/14-plantilla-politica-uso-IA.docx
@@ -76,11 +76,11 @@
         <w:tblLook w:firstColumn="1" w:firstRow="1" w:lastColumn="0" w:lastRow="0" w:noHBand="0" w:noVBand="1" w:val="04A0"/>
       </w:tblPr>
       <w:tblGrid>
-        <w:gridCol w:w="898"/>
-        <w:gridCol w:w="1036"/>
-        <w:gridCol w:w="2812"/>
-        <w:gridCol w:w="2516"/>
-        <w:gridCol w:w="2368"/>
+        <w:gridCol w:w="986"/>
+        <w:gridCol w:w="1238"/>
+        <w:gridCol w:w="2747"/>
+        <w:gridCol w:w="2289"/>
+        <w:gridCol w:w="2370"/>
       </w:tblGrid>
       <w:tr>
         <w:trPr>
@@ -89,7 +89,7 @@
         </w:trPr>
         <w:tc>
           <w:tcPr>
-            <w:tcW w:w="898" w:type="dxa"/>
+            <w:tcW w:w="986" w:type="dxa"/>
             <w:shd w:val="clear" w:color="auto" w:fill="ECECEC"/>
           </w:tcPr>
           <w:p>
@@ -108,7 +108,7 @@
         </w:tc>
         <w:tc>
           <w:tcPr>
-            <w:tcW w:w="1036" w:type="dxa"/>
+            <w:tcW w:w="1238" w:type="dxa"/>
             <w:shd w:val="clear" w:color="auto" w:fill="ECECEC"/>
           </w:tcPr>
           <w:p>
@@ -127,7 +127,7 @@
         </w:tc>
         <w:tc>
           <w:tcPr>
-            <w:tcW w:w="2812" w:type="dxa"/>
+            <w:tcW w:w="2747" w:type="dxa"/>
             <w:shd w:val="clear" w:color="auto" w:fill="ECECEC"/>
           </w:tcPr>
           <w:p>
@@ -146,7 +146,7 @@
         </w:tc>
         <w:tc>
           <w:tcPr>
-            <w:tcW w:w="2516" w:type="dxa"/>
+            <w:tcW w:w="2289" w:type="dxa"/>
             <w:shd w:val="clear" w:color="auto" w:fill="ECECEC"/>
           </w:tcPr>
           <w:p>
@@ -165,7 +165,7 @@
         </w:tc>
         <w:tc>
           <w:tcPr>
-            <w:tcW w:w="2368" w:type="dxa"/>
+            <w:tcW w:w="2370" w:type="dxa"/>
             <w:shd w:val="clear" w:color="auto" w:fill="ECECEC"/>
           </w:tcPr>
           <w:p>
@@ -186,7 +186,7 @@
       <w:tr>
         <w:tc>
           <w:tcPr>
-            <w:tcW w:w="898" w:type="dxa"/>
+            <w:tcW w:w="986" w:type="dxa"/>
           </w:tcPr>
           <w:p>
             <w:pPr>
@@ -203,7 +203,7 @@
         </w:tc>
         <w:tc>
           <w:tcPr>
-            <w:tcW w:w="1036" w:type="dxa"/>
+            <w:tcW w:w="1238" w:type="dxa"/>
           </w:tcPr>
           <w:p>
             <w:pPr>
@@ -220,7 +220,7 @@
         </w:tc>
         <w:tc>
           <w:tcPr>
-            <w:tcW w:w="2812" w:type="dxa"/>
+            <w:tcW w:w="2747" w:type="dxa"/>
           </w:tcPr>
           <w:p>
             <w:pPr>
@@ -237,7 +237,7 @@
         </w:tc>
         <w:tc>
           <w:tcPr>
-            <w:tcW w:w="2516" w:type="dxa"/>
+            <w:tcW w:w="2289" w:type="dxa"/>
           </w:tcPr>
           <w:p>
             <w:pPr>
@@ -254,7 +254,7 @@
         </w:tc>
         <w:tc>
           <w:tcPr>
-            <w:tcW w:w="2368" w:type="dxa"/>
+            <w:tcW w:w="2370" w:type="dxa"/>
           </w:tcPr>
           <w:p>
             <w:pPr>
@@ -870,9 +870,9 @@
         <w:tblLook w:firstColumn="1" w:firstRow="1" w:lastColumn="0" w:lastRow="0" w:noHBand="0" w:noVBand="1" w:val="04A0"/>
       </w:tblPr>
       <w:tblGrid>
-        <w:gridCol w:w="3339"/>
-        <w:gridCol w:w="4409"/>
-        <w:gridCol w:w="1883"/>
+        <w:gridCol w:w="3382"/>
+        <w:gridCol w:w="4129"/>
+        <w:gridCol w:w="2119"/>
       </w:tblGrid>
       <w:tr>
         <w:trPr>
@@ -881,7 +881,7 @@
         </w:trPr>
         <w:tc>
           <w:tcPr>
-            <w:tcW w:w="3339" w:type="dxa"/>
+            <w:tcW w:w="3382" w:type="dxa"/>
             <w:shd w:val="clear" w:color="auto" w:fill="ECECEC"/>
           </w:tcPr>
           <w:p>
@@ -900,7 +900,7 @@
         </w:tc>
         <w:tc>
           <w:tcPr>
-            <w:tcW w:w="4409" w:type="dxa"/>
+            <w:tcW w:w="4129" w:type="dxa"/>
             <w:shd w:val="clear" w:color="auto" w:fill="ECECEC"/>
           </w:tcPr>
           <w:p>
@@ -919,7 +919,7 @@
         </w:tc>
         <w:tc>
           <w:tcPr>
-            <w:tcW w:w="1883" w:type="dxa"/>
+            <w:tcW w:w="2119" w:type="dxa"/>
             <w:shd w:val="clear" w:color="auto" w:fill="ECECEC"/>
           </w:tcPr>
           <w:p>
@@ -940,7 +940,7 @@
       <w:tr>
         <w:tc>
           <w:tcPr>
-            <w:tcW w:w="3339" w:type="dxa"/>
+            <w:tcW w:w="3382" w:type="dxa"/>
           </w:tcPr>
           <w:p>
             <w:pPr>
@@ -957,7 +957,7 @@
         </w:tc>
         <w:tc>
           <w:tcPr>
-            <w:tcW w:w="4409" w:type="dxa"/>
+            <w:tcW w:w="4129" w:type="dxa"/>
           </w:tcPr>
           <w:p>
             <w:pPr>
@@ -974,7 +974,7 @@
         </w:tc>
         <w:tc>
           <w:tcPr>
-            <w:tcW w:w="1883" w:type="dxa"/>
+            <w:tcW w:w="2119" w:type="dxa"/>
           </w:tcPr>
           <w:p>
             <w:pPr>
@@ -993,7 +993,7 @@
       <w:tr>
         <w:tc>
           <w:tcPr>
-            <w:tcW w:w="3339" w:type="dxa"/>
+            <w:tcW w:w="3382" w:type="dxa"/>
           </w:tcPr>
           <w:p>
             <w:pPr>
@@ -1010,7 +1010,7 @@
         </w:tc>
         <w:tc>
           <w:tcPr>
-            <w:tcW w:w="4409" w:type="dxa"/>
+            <w:tcW w:w="4129" w:type="dxa"/>
           </w:tcPr>
           <w:p>
             <w:pPr>
@@ -1027,7 +1027,7 @@
         </w:tc>
         <w:tc>
           <w:tcPr>
-            <w:tcW w:w="1883" w:type="dxa"/>
+            <w:tcW w:w="2119" w:type="dxa"/>
           </w:tcPr>
           <w:p>
             <w:pPr>
@@ -1046,7 +1046,7 @@
       <w:tr>
         <w:tc>
           <w:tcPr>
-            <w:tcW w:w="3339" w:type="dxa"/>
+            <w:tcW w:w="3382" w:type="dxa"/>
           </w:tcPr>
           <w:p>
             <w:pPr>
@@ -1063,7 +1063,7 @@
         </w:tc>
         <w:tc>
           <w:tcPr>
-            <w:tcW w:w="4409" w:type="dxa"/>
+            <w:tcW w:w="4129" w:type="dxa"/>
           </w:tcPr>
           <w:p>
             <w:pPr>
@@ -1080,7 +1080,7 @@
         </w:tc>
         <w:tc>
           <w:tcPr>
-            <w:tcW w:w="1883" w:type="dxa"/>
+            <w:tcW w:w="2119" w:type="dxa"/>
           </w:tcPr>
           <w:p>
             <w:pPr>
@@ -1099,7 +1099,7 @@
       <w:tr>
         <w:tc>
           <w:tcPr>
-            <w:tcW w:w="3339" w:type="dxa"/>
+            <w:tcW w:w="3382" w:type="dxa"/>
           </w:tcPr>
           <w:p>
             <w:pPr>
@@ -1116,7 +1116,7 @@
         </w:tc>
         <w:tc>
           <w:tcPr>
-            <w:tcW w:w="4409" w:type="dxa"/>
+            <w:tcW w:w="4129" w:type="dxa"/>
           </w:tcPr>
           <w:p>
             <w:pPr>
@@ -1133,7 +1133,7 @@
         </w:tc>
         <w:tc>
           <w:tcPr>
-            <w:tcW w:w="1883" w:type="dxa"/>
+            <w:tcW w:w="2119" w:type="dxa"/>
           </w:tcPr>
           <w:p>
             <w:pPr>
@@ -1152,7 +1152,7 @@
       <w:tr>
         <w:tc>
           <w:tcPr>
-            <w:tcW w:w="3339" w:type="dxa"/>
+            <w:tcW w:w="3382" w:type="dxa"/>
           </w:tcPr>
           <w:p>
             <w:pPr>
@@ -1169,7 +1169,7 @@
         </w:tc>
         <w:tc>
           <w:tcPr>
-            <w:tcW w:w="4409" w:type="dxa"/>
+            <w:tcW w:w="4129" w:type="dxa"/>
           </w:tcPr>
           <w:p>
             <w:pPr>
@@ -1186,7 +1186,7 @@
         </w:tc>
         <w:tc>
           <w:tcPr>
-            <w:tcW w:w="1883" w:type="dxa"/>
+            <w:tcW w:w="2119" w:type="dxa"/>
           </w:tcPr>
           <w:p>
             <w:pPr>
@@ -1205,7 +1205,7 @@
       <w:tr>
         <w:tc>
           <w:tcPr>
-            <w:tcW w:w="3339" w:type="dxa"/>
+            <w:tcW w:w="3382" w:type="dxa"/>
           </w:tcPr>
           <w:p>
             <w:pPr>
@@ -1222,7 +1222,7 @@
         </w:tc>
         <w:tc>
           <w:tcPr>
-            <w:tcW w:w="4409" w:type="dxa"/>
+            <w:tcW w:w="4129" w:type="dxa"/>
           </w:tcPr>
           <w:p>
             <w:pPr>
@@ -1239,7 +1239,7 @@
         </w:tc>
         <w:tc>
           <w:tcPr>
-            <w:tcW w:w="1883" w:type="dxa"/>
+            <w:tcW w:w="2119" w:type="dxa"/>
           </w:tcPr>
           <w:p>
             <w:pPr>
@@ -1410,8 +1410,8 @@
         <w:tblLook w:firstColumn="1" w:firstRow="1" w:lastColumn="0" w:lastRow="0" w:noHBand="0" w:noVBand="1" w:val="04A0"/>
       </w:tblPr>
       <w:tblGrid>
-        <w:gridCol w:w="1492"/>
-        <w:gridCol w:w="8139"/>
+        <w:gridCol w:w="2074"/>
+        <w:gridCol w:w="7557"/>
       </w:tblGrid>
       <w:tr>
         <w:trPr>
@@ -1420,7 +1420,7 @@
         </w:trPr>
         <w:tc>
           <w:tcPr>
-            <w:tcW w:w="1492" w:type="dxa"/>
+            <w:tcW w:w="2074" w:type="dxa"/>
             <w:shd w:val="clear" w:color="auto" w:fill="ECECEC"/>
           </w:tcPr>
           <w:p>
@@ -1439,7 +1439,7 @@
         </w:tc>
         <w:tc>
           <w:tcPr>
-            <w:tcW w:w="8139" w:type="dxa"/>
+            <w:tcW w:w="7557" w:type="dxa"/>
             <w:shd w:val="clear" w:color="auto" w:fill="ECECEC"/>
           </w:tcPr>
           <w:p>
@@ -1460,7 +1460,7 @@
       <w:tr>
         <w:tc>
           <w:tcPr>
-            <w:tcW w:w="1492" w:type="dxa"/>
+            <w:tcW w:w="2074" w:type="dxa"/>
           </w:tcPr>
           <w:p>
             <w:pPr>
@@ -1477,7 +1477,7 @@
         </w:tc>
         <w:tc>
           <w:tcPr>
-            <w:tcW w:w="8139" w:type="dxa"/>
+            <w:tcW w:w="7557" w:type="dxa"/>
           </w:tcPr>
           <w:p>
             <w:pPr>
@@ -1496,7 +1496,7 @@
       <w:tr>
         <w:tc>
           <w:tcPr>
-            <w:tcW w:w="1492" w:type="dxa"/>
+            <w:tcW w:w="2074" w:type="dxa"/>
           </w:tcPr>
           <w:p>
             <w:pPr>
@@ -1513,7 +1513,7 @@
         </w:tc>
         <w:tc>
           <w:tcPr>
-            <w:tcW w:w="8139" w:type="dxa"/>
+            <w:tcW w:w="7557" w:type="dxa"/>
           </w:tcPr>
           <w:p>
             <w:pPr>
@@ -1532,7 +1532,7 @@
       <w:tr>
         <w:tc>
           <w:tcPr>
-            <w:tcW w:w="1492" w:type="dxa"/>
+            <w:tcW w:w="2074" w:type="dxa"/>
           </w:tcPr>
           <w:p>
             <w:pPr>
@@ -1549,7 +1549,7 @@
         </w:tc>
         <w:tc>
           <w:tcPr>
-            <w:tcW w:w="8139" w:type="dxa"/>
+            <w:tcW w:w="7557" w:type="dxa"/>
           </w:tcPr>
           <w:p>
             <w:pPr>
@@ -1568,7 +1568,7 @@
       <w:tr>
         <w:tc>
           <w:tcPr>
-            <w:tcW w:w="1492" w:type="dxa"/>
+            <w:tcW w:w="2074" w:type="dxa"/>
           </w:tcPr>
           <w:p>
             <w:pPr>
@@ -1585,7 +1585,7 @@
         </w:tc>
         <w:tc>
           <w:tcPr>
-            <w:tcW w:w="8139" w:type="dxa"/>
+            <w:tcW w:w="7557" w:type="dxa"/>
           </w:tcPr>
           <w:p>
             <w:pPr>
@@ -1604,7 +1604,7 @@
       <w:tr>
         <w:tc>
           <w:tcPr>
-            <w:tcW w:w="1492" w:type="dxa"/>
+            <w:tcW w:w="2074" w:type="dxa"/>
           </w:tcPr>
           <w:p>
             <w:pPr>
@@ -1621,7 +1621,7 @@
         </w:tc>
         <w:tc>
           <w:tcPr>
-            <w:tcW w:w="8139" w:type="dxa"/>
+            <w:tcW w:w="7557" w:type="dxa"/>
           </w:tcPr>
           <w:p>
             <w:pPr>
@@ -2229,8 +2229,8 @@
         <w:tblLook w:firstColumn="1" w:firstRow="1" w:lastColumn="0" w:lastRow="0" w:noHBand="0" w:noVBand="1" w:val="04A0"/>
       </w:tblPr>
       <w:tblGrid>
-        <w:gridCol w:w="2710"/>
-        <w:gridCol w:w="6921"/>
+        <w:gridCol w:w="2707"/>
+        <w:gridCol w:w="6924"/>
       </w:tblGrid>
       <w:tr>
         <w:trPr>
@@ -2239,7 +2239,7 @@
         </w:trPr>
         <w:tc>
           <w:tcPr>
-            <w:tcW w:w="2710" w:type="dxa"/>
+            <w:tcW w:w="2707" w:type="dxa"/>
             <w:shd w:val="clear" w:color="auto" w:fill="ECECEC"/>
           </w:tcPr>
           <w:p>
@@ -2258,7 +2258,7 @@
         </w:tc>
         <w:tc>
           <w:tcPr>
-            <w:tcW w:w="6921" w:type="dxa"/>
+            <w:tcW w:w="6924" w:type="dxa"/>
             <w:shd w:val="clear" w:color="auto" w:fill="ECECEC"/>
           </w:tcPr>
           <w:p>
@@ -2279,7 +2279,7 @@
       <w:tr>
         <w:tc>
           <w:tcPr>
-            <w:tcW w:w="2710" w:type="dxa"/>
+            <w:tcW w:w="2707" w:type="dxa"/>
           </w:tcPr>
           <w:p>
             <w:pPr>
@@ -2296,7 +2296,7 @@
         </w:tc>
         <w:tc>
           <w:tcPr>
-            <w:tcW w:w="6921" w:type="dxa"/>
+            <w:tcW w:w="6924" w:type="dxa"/>
           </w:tcPr>
           <w:p>
             <w:pPr>
@@ -2315,7 +2315,7 @@
       <w:tr>
         <w:tc>
           <w:tcPr>
-            <w:tcW w:w="2710" w:type="dxa"/>
+            <w:tcW w:w="2707" w:type="dxa"/>
           </w:tcPr>
           <w:p>
             <w:pPr>
@@ -2332,7 +2332,7 @@
         </w:tc>
         <w:tc>
           <w:tcPr>
-            <w:tcW w:w="6921" w:type="dxa"/>
+            <w:tcW w:w="6924" w:type="dxa"/>
           </w:tcPr>
           <w:p>
             <w:pPr>
@@ -2351,7 +2351,7 @@
       <w:tr>
         <w:tc>
           <w:tcPr>
-            <w:tcW w:w="2710" w:type="dxa"/>
+            <w:tcW w:w="2707" w:type="dxa"/>
           </w:tcPr>
           <w:p>
             <w:pPr>
@@ -2368,7 +2368,7 @@
         </w:tc>
         <w:tc>
           <w:tcPr>
-            <w:tcW w:w="6921" w:type="dxa"/>
+            <w:tcW w:w="6924" w:type="dxa"/>
           </w:tcPr>
           <w:p>
             <w:pPr>
@@ -2387,7 +2387,7 @@
       <w:tr>
         <w:tc>
           <w:tcPr>
-            <w:tcW w:w="2710" w:type="dxa"/>
+            <w:tcW w:w="2707" w:type="dxa"/>
           </w:tcPr>
           <w:p>
             <w:pPr>
@@ -2404,7 +2404,7 @@
         </w:tc>
         <w:tc>
           <w:tcPr>
-            <w:tcW w:w="6921" w:type="dxa"/>
+            <w:tcW w:w="6924" w:type="dxa"/>
           </w:tcPr>
           <w:p>
             <w:pPr>
@@ -2423,7 +2423,7 @@
       <w:tr>
         <w:tc>
           <w:tcPr>
-            <w:tcW w:w="2710" w:type="dxa"/>
+            <w:tcW w:w="2707" w:type="dxa"/>
           </w:tcPr>
           <w:p>
             <w:pPr>
@@ -2440,7 +2440,7 @@
         </w:tc>
         <w:tc>
           <w:tcPr>
-            <w:tcW w:w="6921" w:type="dxa"/>
+            <w:tcW w:w="6924" w:type="dxa"/>
           </w:tcPr>
           <w:p>
             <w:pPr>
@@ -2459,7 +2459,7 @@
       <w:tr>
         <w:tc>
           <w:tcPr>
-            <w:tcW w:w="2710" w:type="dxa"/>
+            <w:tcW w:w="2707" w:type="dxa"/>
           </w:tcPr>
           <w:p>
             <w:pPr>
@@ -2476,7 +2476,7 @@
         </w:tc>
         <w:tc>
           <w:tcPr>
-            <w:tcW w:w="6921" w:type="dxa"/>
+            <w:tcW w:w="6924" w:type="dxa"/>
           </w:tcPr>
           <w:p>
             <w:pPr>
@@ -2495,7 +2495,7 @@
       <w:tr>
         <w:tc>
           <w:tcPr>
-            <w:tcW w:w="2710" w:type="dxa"/>
+            <w:tcW w:w="2707" w:type="dxa"/>
           </w:tcPr>
           <w:p>
             <w:pPr>
@@ -2512,7 +2512,7 @@
         </w:tc>
         <w:tc>
           <w:tcPr>
-            <w:tcW w:w="6921" w:type="dxa"/>
+            <w:tcW w:w="6924" w:type="dxa"/>
           </w:tcPr>
           <w:p>
             <w:pPr>
@@ -2639,6 +2639,446 @@
       <w:r>
         <w:rPr/>
         <w:t>Anexo 1. Registro de sistemas de IA autorizados</w:t>
+      </w:r>
+    </w:p>
+    <w:tbl>
+      <w:tblPr>
+        <w:tblW w:w="9632" w:type="dxa"/>
+        <w:tblBorders>
+          <w:top w:val="single" w:sz="4" w:space="0" w:color="BFC0C0"/>
+          <w:left w:val="single" w:sz="4" w:space="0" w:color="BFC0C0"/>
+          <w:bottom w:val="single" w:sz="4" w:space="0" w:color="BFC0C0"/>
+          <w:right w:val="single" w:sz="4" w:space="0" w:color="BFC0C0"/>
+          <w:insideH w:val="single" w:sz="4" w:space="0" w:color="BFC0C0"/>
+          <w:insideV w:val="single" w:sz="4" w:space="0" w:color="BFC0C0"/>
+        </w:tblBorders>
+        <w:tblLayout w:type="fixed"/>
+        <w:tblCellMar>
+          <w:left w:w="60" w:type="dxa"/>
+          <w:right w:w="60" w:type="dxa"/>
+        </w:tblCellMar>
+        <w:tblLook w:firstColumn="1" w:firstRow="1" w:lastColumn="0" w:lastRow="0" w:noHBand="0" w:noVBand="1" w:val="04A0"/>
+      </w:tblPr>
+      <w:tblGrid>
+        <w:gridCol w:w="1217"/>
+        <w:gridCol w:w="1342"/>
+        <w:gridCol w:w="778"/>
+        <w:gridCol w:w="1407"/>
+        <w:gridCol w:w="1334"/>
+        <w:gridCol w:w="1213"/>
+        <w:gridCol w:w="1358"/>
+        <w:gridCol w:w="980"/>
+      </w:tblGrid>
+      <w:tr>
+        <w:trPr>
+          <w:tblHeader w:val="true"/>
+          <w:cantSplit/>
+        </w:trPr>
+        <w:tc>
+          <w:tcPr>
+            <w:tcW w:w="1217" w:type="dxa"/>
+            <w:shd w:val="clear" w:color="auto" w:fill="ECECEC"/>
+          </w:tcPr>
+          <w:p>
+            <w:pPr>
+              <w:pStyle w:val="Compact"/>
+              <w:spacing w:before="20" w:after="20"/>
+            </w:pPr>
+            <w:r>
+              <w:rPr>
+                <w:b/>
+                <w:sz w:val="15"/>
+              </w:rPr>
+              <w:t>Sistema y proveedor</w:t>
+            </w:r>
+          </w:p>
+        </w:tc>
+        <w:tc>
+          <w:tcPr>
+            <w:tcW w:w="1342" w:type="dxa"/>
+            <w:shd w:val="clear" w:color="auto" w:fill="ECECEC"/>
+          </w:tcPr>
+          <w:p>
+            <w:pPr>
+              <w:pStyle w:val="Compact"/>
+              <w:spacing w:before="20" w:after="20"/>
+            </w:pPr>
+            <w:r>
+              <w:rPr>
+                <w:b/>
+                <w:sz w:val="15"/>
+              </w:rPr>
+              <w:t>Usos autorizados</w:t>
+            </w:r>
+          </w:p>
+        </w:tc>
+        <w:tc>
+          <w:tcPr>
+            <w:tcW w:w="778" w:type="dxa"/>
+            <w:shd w:val="clear" w:color="auto" w:fill="ECECEC"/>
+          </w:tcPr>
+          <w:p>
+            <w:pPr>
+              <w:pStyle w:val="Compact"/>
+              <w:spacing w:before="20" w:after="20"/>
+            </w:pPr>
+            <w:r>
+              <w:rPr>
+                <w:b/>
+                <w:sz w:val="15"/>
+              </w:rPr>
+              <w:t>Áreas</w:t>
+            </w:r>
+          </w:p>
+        </w:tc>
+        <w:tc>
+          <w:tcPr>
+            <w:tcW w:w="1407" w:type="dxa"/>
+            <w:shd w:val="clear" w:color="auto" w:fill="ECECEC"/>
+          </w:tcPr>
+          <w:p>
+            <w:pPr>
+              <w:pStyle w:val="Compact"/>
+              <w:spacing w:before="20" w:after="20"/>
+            </w:pPr>
+            <w:r>
+              <w:rPr>
+                <w:b/>
+                <w:sz w:val="15"/>
+              </w:rPr>
+              <w:t>Acceso</w:t>
+            </w:r>
+          </w:p>
+        </w:tc>
+        <w:tc>
+          <w:tcPr>
+            <w:tcW w:w="1334" w:type="dxa"/>
+            <w:shd w:val="clear" w:color="auto" w:fill="ECECEC"/>
+          </w:tcPr>
+          <w:p>
+            <w:pPr>
+              <w:pStyle w:val="Compact"/>
+              <w:spacing w:before="20" w:after="20"/>
+            </w:pPr>
+            <w:r>
+              <w:rPr>
+                <w:b/>
+                <w:sz w:val="15"/>
+              </w:rPr>
+              <w:t>Información que puede ingresarse</w:t>
+            </w:r>
+          </w:p>
+        </w:tc>
+        <w:tc>
+          <w:tcPr>
+            <w:tcW w:w="1213" w:type="dxa"/>
+            <w:shd w:val="clear" w:color="auto" w:fill="ECECEC"/>
+          </w:tcPr>
+          <w:p>
+            <w:pPr>
+              <w:pStyle w:val="Compact"/>
+              <w:spacing w:before="20" w:after="20"/>
+            </w:pPr>
+            <w:r>
+              <w:rPr>
+                <w:b/>
+                <w:sz w:val="15"/>
+              </w:rPr>
+              <w:t>Responsable</w:t>
+            </w:r>
+          </w:p>
+        </w:tc>
+        <w:tc>
+          <w:tcPr>
+            <w:tcW w:w="1358" w:type="dxa"/>
+            <w:shd w:val="clear" w:color="auto" w:fill="ECECEC"/>
+          </w:tcPr>
+          <w:p>
+            <w:pPr>
+              <w:pStyle w:val="Compact"/>
+              <w:spacing w:before="20" w:after="20"/>
+            </w:pPr>
+            <w:r>
+              <w:rPr>
+                <w:b/>
+                <w:sz w:val="15"/>
+              </w:rPr>
+              <w:t>Fecha de autorización</w:t>
+            </w:r>
+          </w:p>
+        </w:tc>
+        <w:tc>
+          <w:tcPr>
+            <w:tcW w:w="980" w:type="dxa"/>
+            <w:shd w:val="clear" w:color="auto" w:fill="ECECEC"/>
+          </w:tcPr>
+          <w:p>
+            <w:pPr>
+              <w:pStyle w:val="Compact"/>
+              <w:spacing w:before="20" w:after="20"/>
+            </w:pPr>
+            <w:r>
+              <w:rPr>
+                <w:b/>
+                <w:sz w:val="15"/>
+              </w:rPr>
+              <w:t>Próxima revisión</w:t>
+            </w:r>
+          </w:p>
+        </w:tc>
+      </w:tr>
+      <w:tr>
+        <w:tc>
+          <w:tcPr>
+            <w:tcW w:w="1217" w:type="dxa"/>
+          </w:tcPr>
+          <w:p>
+            <w:pPr>
+              <w:pStyle w:val="Compact"/>
+              <w:spacing w:before="20" w:after="20"/>
+            </w:pPr>
+            <w:r>
+              <w:rPr>
+                <w:sz w:val="15"/>
+              </w:rPr>
+              <w:t>[Ejemplo: asistente de redacción, Proveedor X]</w:t>
+            </w:r>
+          </w:p>
+        </w:tc>
+        <w:tc>
+          <w:tcPr>
+            <w:tcW w:w="1342" w:type="dxa"/>
+          </w:tcPr>
+          <w:p>
+            <w:pPr>
+              <w:pStyle w:val="Compact"/>
+              <w:spacing w:before="20" w:after="20"/>
+            </w:pPr>
+            <w:r>
+              <w:rPr>
+                <w:sz w:val="15"/>
+              </w:rPr>
+              <w:t>[Redactar, resumir y corregir textos]</w:t>
+            </w:r>
+          </w:p>
+        </w:tc>
+        <w:tc>
+          <w:tcPr>
+            <w:tcW w:w="778" w:type="dxa"/>
+          </w:tcPr>
+          <w:p>
+            <w:pPr>
+              <w:pStyle w:val="Compact"/>
+              <w:spacing w:before="20" w:after="20"/>
+            </w:pPr>
+            <w:r>
+              <w:rPr>
+                <w:sz w:val="15"/>
+              </w:rPr>
+              <w:t>[Todas]</w:t>
+            </w:r>
+          </w:p>
+        </w:tc>
+        <w:tc>
+          <w:tcPr>
+            <w:tcW w:w="1407" w:type="dxa"/>
+          </w:tcPr>
+          <w:p>
+            <w:pPr>
+              <w:pStyle w:val="Compact"/>
+              <w:spacing w:before="20" w:after="20"/>
+            </w:pPr>
+            <w:r>
+              <w:rPr>
+                <w:sz w:val="15"/>
+              </w:rPr>
+              <w:t>[Cuenta institucional]</w:t>
+            </w:r>
+          </w:p>
+        </w:tc>
+        <w:tc>
+          <w:tcPr>
+            <w:tcW w:w="1334" w:type="dxa"/>
+          </w:tcPr>
+          <w:p>
+            <w:pPr>
+              <w:pStyle w:val="Compact"/>
+              <w:spacing w:before="20" w:after="20"/>
+            </w:pPr>
+            <w:r>
+              <w:rPr>
+                <w:sz w:val="15"/>
+              </w:rPr>
+              <w:t>[Pública e interna]</w:t>
+            </w:r>
+          </w:p>
+        </w:tc>
+        <w:tc>
+          <w:tcPr>
+            <w:tcW w:w="1213" w:type="dxa"/>
+          </w:tcPr>
+          <w:p>
+            <w:pPr>
+              <w:pStyle w:val="Compact"/>
+              <w:spacing w:before="20" w:after="20"/>
+            </w:pPr>
+            <w:r>
+              <w:rPr>
+                <w:sz w:val="15"/>
+              </w:rPr>
+              <w:t>[ ]</w:t>
+            </w:r>
+          </w:p>
+        </w:tc>
+        <w:tc>
+          <w:tcPr>
+            <w:tcW w:w="1358" w:type="dxa"/>
+          </w:tcPr>
+          <w:p>
+            <w:pPr>
+              <w:pStyle w:val="Compact"/>
+              <w:spacing w:before="20" w:after="20"/>
+            </w:pPr>
+            <w:r>
+              <w:rPr>
+                <w:sz w:val="15"/>
+              </w:rPr>
+              <w:t>[ ]</w:t>
+            </w:r>
+          </w:p>
+        </w:tc>
+        <w:tc>
+          <w:tcPr>
+            <w:tcW w:w="980" w:type="dxa"/>
+          </w:tcPr>
+          <w:p>
+            <w:pPr>
+              <w:pStyle w:val="Compact"/>
+              <w:spacing w:before="20" w:after="20"/>
+            </w:pPr>
+            <w:r>
+              <w:rPr>
+                <w:sz w:val="15"/>
+              </w:rPr>
+              <w:t>[ ]</w:t>
+            </w:r>
+          </w:p>
+        </w:tc>
+      </w:tr>
+      <w:tr>
+        <w:tc>
+          <w:tcPr>
+            <w:tcW w:w="1217" w:type="dxa"/>
+          </w:tcPr>
+          <w:p>
+            <w:pPr>
+              <w:pStyle w:val="Compact"/>
+              <w:spacing w:before="20" w:after="20"/>
+            </w:pPr>
+          </w:p>
+        </w:tc>
+        <w:tc>
+          <w:tcPr>
+            <w:tcW w:w="1342" w:type="dxa"/>
+          </w:tcPr>
+          <w:p>
+            <w:pPr>
+              <w:pStyle w:val="Compact"/>
+              <w:spacing w:before="20" w:after="20"/>
+            </w:pPr>
+          </w:p>
+        </w:tc>
+        <w:tc>
+          <w:tcPr>
+            <w:tcW w:w="778" w:type="dxa"/>
+          </w:tcPr>
+          <w:p>
+            <w:pPr>
+              <w:pStyle w:val="Compact"/>
+              <w:spacing w:before="20" w:after="20"/>
+            </w:pPr>
+          </w:p>
+        </w:tc>
+        <w:tc>
+          <w:tcPr>
+            <w:tcW w:w="1407" w:type="dxa"/>
+          </w:tcPr>
+          <w:p>
+            <w:pPr>
+              <w:pStyle w:val="Compact"/>
+              <w:spacing w:before="20" w:after="20"/>
+            </w:pPr>
+          </w:p>
+        </w:tc>
+        <w:tc>
+          <w:tcPr>
+            <w:tcW w:w="1334" w:type="dxa"/>
+          </w:tcPr>
+          <w:p>
+            <w:pPr>
+              <w:pStyle w:val="Compact"/>
+              <w:spacing w:before="20" w:after="20"/>
+            </w:pPr>
+          </w:p>
+        </w:tc>
+        <w:tc>
+          <w:tcPr>
+            <w:tcW w:w="1213" w:type="dxa"/>
+          </w:tcPr>
+          <w:p>
+            <w:pPr>
+              <w:pStyle w:val="Compact"/>
+              <w:spacing w:before="20" w:after="20"/>
+            </w:pPr>
+          </w:p>
+        </w:tc>
+        <w:tc>
+          <w:tcPr>
+            <w:tcW w:w="1358" w:type="dxa"/>
+          </w:tcPr>
+          <w:p>
+            <w:pPr>
+              <w:pStyle w:val="Compact"/>
+              <w:spacing w:before="20" w:after="20"/>
+            </w:pPr>
+          </w:p>
+        </w:tc>
+        <w:tc>
+          <w:tcPr>
+            <w:tcW w:w="980" w:type="dxa"/>
+          </w:tcPr>
+          <w:p>
+            <w:pPr>
+              <w:pStyle w:val="Compact"/>
+              <w:spacing w:before="20" w:after="20"/>
+            </w:pPr>
+          </w:p>
+        </w:tc>
+      </w:tr>
+    </w:tbl>
+    <w:p>
+      <w:pPr>
+        <w:pStyle w:val="BodyText"/>
+      </w:pPr>
+    </w:p>
+    <w:p>
+      <w:pPr>
+        <w:pStyle w:val="Heading2"/>
+      </w:pPr>
+      <w:r>
+        <w:rPr/>
+        <w:t>Anexo 2. Esquema de clasificación de la información</w:t>
+      </w:r>
+    </w:p>
+    <w:p>
+      <w:pPr>
+        <w:pStyle w:val="FirstParagraph"/>
+      </w:pPr>
+      <w:r>
+        <w:rPr>
+          <w:i/>
+        </w:rPr>
+        <w:t>Usar el esquema de la organización. Si no existe, puede partirse de este ejemplo.</w:t>
       </w:r>
     </w:p>
     <w:tbl>
@@ -2656,14 +3096,9 @@
         <w:tblLook w:firstColumn="1" w:firstRow="1" w:lastColumn="0" w:lastRow="0" w:noHBand="0" w:noVBand="1" w:val="04A0"/>
       </w:tblPr>
       <w:tblGrid>
-        <w:gridCol w:w="2091"/>
-        <w:gridCol w:w="1682"/>
-        <w:gridCol w:w="815"/>
-        <w:gridCol w:w="1000"/>
-        <w:gridCol w:w="1455"/>
-        <w:gridCol w:w="815"/>
-        <w:gridCol w:w="954"/>
-        <w:gridCol w:w="815"/>
+        <w:gridCol w:w="1712"/>
+        <w:gridCol w:w="3634"/>
+        <w:gridCol w:w="4284"/>
       </w:tblGrid>
       <w:tr>
         <w:trPr>
@@ -2672,7 +3107,7 @@
         </w:trPr>
         <w:tc>
           <w:tcPr>
-            <w:tcW w:w="2091" w:type="dxa"/>
+            <w:tcW w:w="1712" w:type="dxa"/>
             <w:shd w:val="clear" w:color="auto" w:fill="ECECEC"/>
           </w:tcPr>
           <w:p>
@@ -2685,13 +3120,13 @@
                 <w:b/>
                 <w:sz w:val="17"/>
               </w:rPr>
-              <w:t>Sistema y proveedor</w:t>
-            </w:r>
-          </w:p>
-        </w:tc>
-        <w:tc>
-          <w:tcPr>
-            <w:tcW w:w="1682" w:type="dxa"/>
+              <w:t>Nivel</w:t>
+            </w:r>
+          </w:p>
+        </w:tc>
+        <w:tc>
+          <w:tcPr>
+            <w:tcW w:w="3634" w:type="dxa"/>
             <w:shd w:val="clear" w:color="auto" w:fill="ECECEC"/>
           </w:tcPr>
           <w:p>
@@ -2704,13 +3139,13 @@
                 <w:b/>
                 <w:sz w:val="17"/>
               </w:rPr>
-              <w:t>Usos autorizados</w:t>
-            </w:r>
-          </w:p>
-        </w:tc>
-        <w:tc>
-          <w:tcPr>
-            <w:tcW w:w="815" w:type="dxa"/>
+              <w:t>Qué incluye</w:t>
+            </w:r>
+          </w:p>
+        </w:tc>
+        <w:tc>
+          <w:tcPr>
+            <w:tcW w:w="4284" w:type="dxa"/>
             <w:shd w:val="clear" w:color="auto" w:fill="ECECEC"/>
           </w:tcPr>
           <w:p>
@@ -2723,331 +3158,273 @@
                 <w:b/>
                 <w:sz w:val="17"/>
               </w:rPr>
-              <w:t>Áreas</w:t>
-            </w:r>
-          </w:p>
-        </w:tc>
-        <w:tc>
-          <w:tcPr>
-            <w:tcW w:w="1000" w:type="dxa"/>
-            <w:shd w:val="clear" w:color="auto" w:fill="ECECEC"/>
-          </w:tcPr>
-          <w:p>
-            <w:pPr>
-              <w:pStyle w:val="Compact"/>
-              <w:spacing w:before="20" w:after="20"/>
-            </w:pPr>
-            <w:r>
-              <w:rPr>
-                <w:b/>
-                <w:sz w:val="17"/>
-              </w:rPr>
-              <w:t>Acceso</w:t>
-            </w:r>
-          </w:p>
-        </w:tc>
-        <w:tc>
-          <w:tcPr>
-            <w:tcW w:w="1455" w:type="dxa"/>
-            <w:shd w:val="clear" w:color="auto" w:fill="ECECEC"/>
-          </w:tcPr>
-          <w:p>
-            <w:pPr>
-              <w:pStyle w:val="Compact"/>
-              <w:spacing w:before="20" w:after="20"/>
-            </w:pPr>
-            <w:r>
-              <w:rPr>
-                <w:b/>
-                <w:sz w:val="17"/>
-              </w:rPr>
-              <w:t>Información que puede ingresarse</w:t>
-            </w:r>
-          </w:p>
-        </w:tc>
-        <w:tc>
-          <w:tcPr>
-            <w:tcW w:w="815" w:type="dxa"/>
-            <w:shd w:val="clear" w:color="auto" w:fill="ECECEC"/>
-          </w:tcPr>
-          <w:p>
-            <w:pPr>
-              <w:pStyle w:val="Compact"/>
-              <w:spacing w:before="20" w:after="20"/>
-            </w:pPr>
-            <w:r>
-              <w:rPr>
-                <w:b/>
-                <w:sz w:val="17"/>
-              </w:rPr>
-              <w:t>Responsable</w:t>
-            </w:r>
-          </w:p>
-        </w:tc>
-        <w:tc>
-          <w:tcPr>
-            <w:tcW w:w="954" w:type="dxa"/>
-            <w:shd w:val="clear" w:color="auto" w:fill="ECECEC"/>
-          </w:tcPr>
-          <w:p>
-            <w:pPr>
-              <w:pStyle w:val="Compact"/>
-              <w:spacing w:before="20" w:after="20"/>
-            </w:pPr>
-            <w:r>
-              <w:rPr>
-                <w:b/>
-                <w:sz w:val="17"/>
-              </w:rPr>
-              <w:t>Fecha de autorización</w:t>
-            </w:r>
-          </w:p>
-        </w:tc>
-        <w:tc>
-          <w:tcPr>
-            <w:tcW w:w="815" w:type="dxa"/>
-            <w:shd w:val="clear" w:color="auto" w:fill="ECECEC"/>
-          </w:tcPr>
-          <w:p>
-            <w:pPr>
-              <w:pStyle w:val="Compact"/>
-              <w:spacing w:before="20" w:after="20"/>
-            </w:pPr>
-            <w:r>
-              <w:rPr>
-                <w:b/>
-                <w:sz w:val="17"/>
-              </w:rPr>
-              <w:t>Próxima revisión</w:t>
-            </w:r>
-          </w:p>
-        </w:tc>
-      </w:tr>
-      <w:tr>
-        <w:tc>
-          <w:tcPr>
-            <w:tcW w:w="2091" w:type="dxa"/>
-          </w:tcPr>
-          <w:p>
-            <w:pPr>
-              <w:pStyle w:val="Compact"/>
-              <w:spacing w:before="20" w:after="20"/>
-            </w:pPr>
-            <w:r>
-              <w:rPr>
-                <w:sz w:val="17"/>
-              </w:rPr>
-              <w:t>[Ejemplo: asistente de redacción, Proveedor X]</w:t>
-            </w:r>
-          </w:p>
-        </w:tc>
-        <w:tc>
-          <w:tcPr>
-            <w:tcW w:w="1682" w:type="dxa"/>
-          </w:tcPr>
-          <w:p>
-            <w:pPr>
-              <w:pStyle w:val="Compact"/>
-              <w:spacing w:before="20" w:after="20"/>
-            </w:pPr>
-            <w:r>
-              <w:rPr>
-                <w:sz w:val="17"/>
-              </w:rPr>
-              <w:t>[Redactar, resumir y corregir textos]</w:t>
-            </w:r>
-          </w:p>
-        </w:tc>
-        <w:tc>
-          <w:tcPr>
-            <w:tcW w:w="815" w:type="dxa"/>
-          </w:tcPr>
-          <w:p>
-            <w:pPr>
-              <w:pStyle w:val="Compact"/>
-              <w:spacing w:before="20" w:after="20"/>
-            </w:pPr>
-            <w:r>
-              <w:rPr>
-                <w:sz w:val="17"/>
-              </w:rPr>
-              <w:t>[Todas]</w:t>
-            </w:r>
-          </w:p>
-        </w:tc>
-        <w:tc>
-          <w:tcPr>
-            <w:tcW w:w="1000" w:type="dxa"/>
-          </w:tcPr>
-          <w:p>
-            <w:pPr>
-              <w:pStyle w:val="Compact"/>
-              <w:spacing w:before="20" w:after="20"/>
-            </w:pPr>
-            <w:r>
-              <w:rPr>
-                <w:sz w:val="17"/>
-              </w:rPr>
-              <w:t>[Cuenta institucional]</w:t>
-            </w:r>
-          </w:p>
-        </w:tc>
-        <w:tc>
-          <w:tcPr>
-            <w:tcW w:w="1455" w:type="dxa"/>
-          </w:tcPr>
-          <w:p>
-            <w:pPr>
-              <w:pStyle w:val="Compact"/>
-              <w:spacing w:before="20" w:after="20"/>
-            </w:pPr>
-            <w:r>
-              <w:rPr>
-                <w:sz w:val="17"/>
-              </w:rPr>
-              <w:t>[Pública e interna]</w:t>
-            </w:r>
-          </w:p>
-        </w:tc>
-        <w:tc>
-          <w:tcPr>
-            <w:tcW w:w="815" w:type="dxa"/>
-          </w:tcPr>
-          <w:p>
-            <w:pPr>
-              <w:pStyle w:val="Compact"/>
-              <w:spacing w:before="20" w:after="20"/>
-            </w:pPr>
-            <w:r>
-              <w:rPr>
-                <w:sz w:val="17"/>
-              </w:rPr>
-              <w:t>[ ]</w:t>
-            </w:r>
-          </w:p>
-        </w:tc>
-        <w:tc>
-          <w:tcPr>
-            <w:tcW w:w="954" w:type="dxa"/>
-          </w:tcPr>
-          <w:p>
-            <w:pPr>
-              <w:pStyle w:val="Compact"/>
-              <w:spacing w:before="20" w:after="20"/>
-            </w:pPr>
-            <w:r>
-              <w:rPr>
-                <w:sz w:val="17"/>
-              </w:rPr>
-              <w:t>[ ]</w:t>
-            </w:r>
-          </w:p>
-        </w:tc>
-        <w:tc>
-          <w:tcPr>
-            <w:tcW w:w="815" w:type="dxa"/>
-          </w:tcPr>
-          <w:p>
-            <w:pPr>
-              <w:pStyle w:val="Compact"/>
-              <w:spacing w:before="20" w:after="20"/>
-            </w:pPr>
-            <w:r>
-              <w:rPr>
-                <w:sz w:val="17"/>
-              </w:rPr>
-              <w:t>[ ]</w:t>
-            </w:r>
-          </w:p>
-        </w:tc>
-      </w:tr>
-      <w:tr>
-        <w:tc>
-          <w:tcPr>
-            <w:tcW w:w="2091" w:type="dxa"/>
-          </w:tcPr>
-          <w:p>
-            <w:pPr>
-              <w:pStyle w:val="Compact"/>
-              <w:spacing w:before="20" w:after="20"/>
-            </w:pPr>
-          </w:p>
-        </w:tc>
-        <w:tc>
-          <w:tcPr>
-            <w:tcW w:w="1682" w:type="dxa"/>
-          </w:tcPr>
-          <w:p>
-            <w:pPr>
-              <w:pStyle w:val="Compact"/>
-              <w:spacing w:before="20" w:after="20"/>
-            </w:pPr>
-          </w:p>
-        </w:tc>
-        <w:tc>
-          <w:tcPr>
-            <w:tcW w:w="815" w:type="dxa"/>
-          </w:tcPr>
-          <w:p>
-            <w:pPr>
-              <w:pStyle w:val="Compact"/>
-              <w:spacing w:before="20" w:after="20"/>
-            </w:pPr>
-          </w:p>
-        </w:tc>
-        <w:tc>
-          <w:tcPr>
-            <w:tcW w:w="1000" w:type="dxa"/>
-          </w:tcPr>
-          <w:p>
-            <w:pPr>
-              <w:pStyle w:val="Compact"/>
-              <w:spacing w:before="20" w:after="20"/>
-            </w:pPr>
-          </w:p>
-        </w:tc>
-        <w:tc>
-          <w:tcPr>
-            <w:tcW w:w="1455" w:type="dxa"/>
-          </w:tcPr>
-          <w:p>
-            <w:pPr>
-              <w:pStyle w:val="Compact"/>
-              <w:spacing w:before="20" w:after="20"/>
-            </w:pPr>
-          </w:p>
-        </w:tc>
-        <w:tc>
-          <w:tcPr>
-            <w:tcW w:w="815" w:type="dxa"/>
-          </w:tcPr>
-          <w:p>
-            <w:pPr>
-              <w:pStyle w:val="Compact"/>
-              <w:spacing w:before="20" w:after="20"/>
-            </w:pPr>
-          </w:p>
-        </w:tc>
-        <w:tc>
-          <w:tcPr>
-            <w:tcW w:w="954" w:type="dxa"/>
-          </w:tcPr>
-          <w:p>
-            <w:pPr>
-              <w:pStyle w:val="Compact"/>
-              <w:spacing w:before="20" w:after="20"/>
-            </w:pPr>
-          </w:p>
-        </w:tc>
-        <w:tc>
-          <w:tcPr>
-            <w:tcW w:w="815" w:type="dxa"/>
-          </w:tcPr>
-          <w:p>
-            <w:pPr>
-              <w:pStyle w:val="Compact"/>
-              <w:spacing w:before="20" w:after="20"/>
-            </w:pPr>
+              <w:t>Ejemplos</w:t>
+            </w:r>
+          </w:p>
+        </w:tc>
+      </w:tr>
+      <w:tr>
+        <w:tc>
+          <w:tcPr>
+            <w:tcW w:w="1712" w:type="dxa"/>
+          </w:tcPr>
+          <w:p>
+            <w:pPr>
+              <w:pStyle w:val="Compact"/>
+              <w:spacing w:before="20" w:after="20"/>
+            </w:pPr>
+            <w:r>
+              <w:rPr>
+                <w:sz w:val="17"/>
+              </w:rPr>
+              <w:t>Pública</w:t>
+            </w:r>
+          </w:p>
+        </w:tc>
+        <w:tc>
+          <w:tcPr>
+            <w:tcW w:w="3634" w:type="dxa"/>
+          </w:tcPr>
+          <w:p>
+            <w:pPr>
+              <w:pStyle w:val="Compact"/>
+              <w:spacing w:before="20" w:after="20"/>
+            </w:pPr>
+            <w:r>
+              <w:rPr>
+                <w:sz w:val="17"/>
+              </w:rPr>
+              <w:t>Información que la organización publicó o autorizó publicar</w:t>
+            </w:r>
+          </w:p>
+        </w:tc>
+        <w:tc>
+          <w:tcPr>
+            <w:tcW w:w="4284" w:type="dxa"/>
+          </w:tcPr>
+          <w:p>
+            <w:pPr>
+              <w:pStyle w:val="Compact"/>
+              <w:spacing w:before="20" w:after="20"/>
+            </w:pPr>
+            <w:r>
+              <w:rPr>
+                <w:sz w:val="17"/>
+              </w:rPr>
+              <w:t>Página web, catálogos, comunicados</w:t>
+            </w:r>
+          </w:p>
+        </w:tc>
+      </w:tr>
+      <w:tr>
+        <w:tc>
+          <w:tcPr>
+            <w:tcW w:w="1712" w:type="dxa"/>
+          </w:tcPr>
+          <w:p>
+            <w:pPr>
+              <w:pStyle w:val="Compact"/>
+              <w:spacing w:before="20" w:after="20"/>
+            </w:pPr>
+            <w:r>
+              <w:rPr>
+                <w:sz w:val="17"/>
+              </w:rPr>
+              <w:t>Interna</w:t>
+            </w:r>
+          </w:p>
+        </w:tc>
+        <w:tc>
+          <w:tcPr>
+            <w:tcW w:w="3634" w:type="dxa"/>
+          </w:tcPr>
+          <w:p>
+            <w:pPr>
+              <w:pStyle w:val="Compact"/>
+              <w:spacing w:before="20" w:after="20"/>
+            </w:pPr>
+            <w:r>
+              <w:rPr>
+                <w:sz w:val="17"/>
+              </w:rPr>
+              <w:t>Información de operación sin datos personales ni confidenciales</w:t>
+            </w:r>
+          </w:p>
+        </w:tc>
+        <w:tc>
+          <w:tcPr>
+            <w:tcW w:w="4284" w:type="dxa"/>
+          </w:tcPr>
+          <w:p>
+            <w:pPr>
+              <w:pStyle w:val="Compact"/>
+              <w:spacing w:before="20" w:after="20"/>
+            </w:pPr>
+            <w:r>
+              <w:rPr>
+                <w:sz w:val="17"/>
+              </w:rPr>
+              <w:t>Procedimientos, estadísticas agregadas, minutas sin datos personales</w:t>
+            </w:r>
+          </w:p>
+        </w:tc>
+      </w:tr>
+      <w:tr>
+        <w:tc>
+          <w:tcPr>
+            <w:tcW w:w="1712" w:type="dxa"/>
+          </w:tcPr>
+          <w:p>
+            <w:pPr>
+              <w:pStyle w:val="Compact"/>
+              <w:spacing w:before="20" w:after="20"/>
+            </w:pPr>
+            <w:r>
+              <w:rPr>
+                <w:sz w:val="17"/>
+              </w:rPr>
+              <w:t>Confidencial</w:t>
+            </w:r>
+          </w:p>
+        </w:tc>
+        <w:tc>
+          <w:tcPr>
+            <w:tcW w:w="3634" w:type="dxa"/>
+          </w:tcPr>
+          <w:p>
+            <w:pPr>
+              <w:pStyle w:val="Compact"/>
+              <w:spacing w:before="20" w:after="20"/>
+            </w:pPr>
+            <w:r>
+              <w:rPr>
+                <w:sz w:val="17"/>
+              </w:rPr>
+              <w:t>Información cuyo acceso está restringido por ley, contrato o decisión de la organización</w:t>
+            </w:r>
+          </w:p>
+        </w:tc>
+        <w:tc>
+          <w:tcPr>
+            <w:tcW w:w="4284" w:type="dxa"/>
+          </w:tcPr>
+          <w:p>
+            <w:pPr>
+              <w:pStyle w:val="Compact"/>
+              <w:spacing w:before="20" w:after="20"/>
+            </w:pPr>
+            <w:r>
+              <w:rPr>
+                <w:sz w:val="17"/>
+              </w:rPr>
+              <w:t>Contratos, precios no publicados, estrategias, negociaciones, información de clientes bajo confidencialidad</w:t>
+            </w:r>
+          </w:p>
+        </w:tc>
+      </w:tr>
+      <w:tr>
+        <w:tc>
+          <w:tcPr>
+            <w:tcW w:w="1712" w:type="dxa"/>
+          </w:tcPr>
+          <w:p>
+            <w:pPr>
+              <w:pStyle w:val="Compact"/>
+              <w:spacing w:before="20" w:after="20"/>
+            </w:pPr>
+            <w:r>
+              <w:rPr>
+                <w:sz w:val="17"/>
+              </w:rPr>
+              <w:t>Dato personal</w:t>
+            </w:r>
+          </w:p>
+        </w:tc>
+        <w:tc>
+          <w:tcPr>
+            <w:tcW w:w="3634" w:type="dxa"/>
+          </w:tcPr>
+          <w:p>
+            <w:pPr>
+              <w:pStyle w:val="Compact"/>
+              <w:spacing w:before="20" w:after="20"/>
+            </w:pPr>
+            <w:r>
+              <w:rPr>
+                <w:sz w:val="17"/>
+              </w:rPr>
+              <w:t>Información de personas físicas identificadas o identificables</w:t>
+            </w:r>
+          </w:p>
+        </w:tc>
+        <w:tc>
+          <w:tcPr>
+            <w:tcW w:w="4284" w:type="dxa"/>
+          </w:tcPr>
+          <w:p>
+            <w:pPr>
+              <w:pStyle w:val="Compact"/>
+              <w:spacing w:before="20" w:after="20"/>
+            </w:pPr>
+            <w:r>
+              <w:rPr>
+                <w:sz w:val="17"/>
+              </w:rPr>
+              <w:t>Nombre, domicilio, teléfono, correo, RFC, CURP, fotografía, datos laborales y patrimoniales</w:t>
+            </w:r>
+          </w:p>
+        </w:tc>
+      </w:tr>
+      <w:tr>
+        <w:tc>
+          <w:tcPr>
+            <w:tcW w:w="1712" w:type="dxa"/>
+          </w:tcPr>
+          <w:p>
+            <w:pPr>
+              <w:pStyle w:val="Compact"/>
+              <w:spacing w:before="20" w:after="20"/>
+            </w:pPr>
+            <w:r>
+              <w:rPr>
+                <w:sz w:val="17"/>
+              </w:rPr>
+              <w:t>Dato personal sensible</w:t>
+            </w:r>
+          </w:p>
+        </w:tc>
+        <w:tc>
+          <w:tcPr>
+            <w:tcW w:w="3634" w:type="dxa"/>
+          </w:tcPr>
+          <w:p>
+            <w:pPr>
+              <w:pStyle w:val="Compact"/>
+              <w:spacing w:before="20" w:after="20"/>
+            </w:pPr>
+            <w:r>
+              <w:rPr>
+                <w:sz w:val="17"/>
+              </w:rPr>
+              <w:t>Datos que afectan la esfera más íntima o pueden dar origen a discriminación</w:t>
+            </w:r>
+          </w:p>
+        </w:tc>
+        <w:tc>
+          <w:tcPr>
+            <w:tcW w:w="4284" w:type="dxa"/>
+          </w:tcPr>
+          <w:p>
+            <w:pPr>
+              <w:pStyle w:val="Compact"/>
+              <w:spacing w:before="20" w:after="20"/>
+            </w:pPr>
+            <w:r>
+              <w:rPr>
+                <w:sz w:val="17"/>
+              </w:rPr>
+              <w:t>Estado de salud, origen étnico, creencias, opiniones políticas, preferencia sexual</w:t>
+            </w:r>
           </w:p>
         </w:tc>
       </w:tr>
@@ -3063,18 +3440,7 @@
       </w:pPr>
       <w:r>
         <w:rPr/>
-        <w:t>Anexo 2. Esquema de clasificación de la información</w:t>
-      </w:r>
-    </w:p>
-    <w:p>
-      <w:pPr>
-        <w:pStyle w:val="FirstParagraph"/>
-      </w:pPr>
-      <w:r>
-        <w:rPr>
-          <w:i/>
-        </w:rPr>
-        <w:t>Usar el esquema de la organización. Si no existe, puede partirse de este ejemplo.</w:t>
+        <w:t>Anexo 3. Solicitud de autorización de sistema de IA</w:t>
       </w:r>
     </w:p>
     <w:tbl>
@@ -3092,9 +3458,8 @@
         <w:tblLook w:firstColumn="1" w:firstRow="1" w:lastColumn="0" w:lastRow="0" w:noHBand="0" w:noVBand="1" w:val="04A0"/>
       </w:tblPr>
       <w:tblGrid>
-        <w:gridCol w:w="976"/>
-        <w:gridCol w:w="3906"/>
-        <w:gridCol w:w="4749"/>
+        <w:gridCol w:w="8232"/>
+        <w:gridCol w:w="1399"/>
       </w:tblGrid>
       <w:tr>
         <w:trPr>
@@ -3103,7 +3468,7 @@
         </w:trPr>
         <w:tc>
           <w:tcPr>
-            <w:tcW w:w="976" w:type="dxa"/>
+            <w:tcW w:w="8232" w:type="dxa"/>
             <w:shd w:val="clear" w:color="auto" w:fill="ECECEC"/>
           </w:tcPr>
           <w:p>
@@ -3116,13 +3481,13 @@
                 <w:b/>
                 <w:sz w:val="17"/>
               </w:rPr>
-              <w:t>Nivel</w:t>
-            </w:r>
-          </w:p>
-        </w:tc>
-        <w:tc>
-          <w:tcPr>
-            <w:tcW w:w="3906" w:type="dxa"/>
+              <w:t>Campo</w:t>
+            </w:r>
+          </w:p>
+        </w:tc>
+        <w:tc>
+          <w:tcPr>
+            <w:tcW w:w="1399" w:type="dxa"/>
             <w:shd w:val="clear" w:color="auto" w:fill="ECECEC"/>
           </w:tcPr>
           <w:p>
@@ -3135,292 +3500,338 @@
                 <w:b/>
                 <w:sz w:val="17"/>
               </w:rPr>
-              <w:t>Qué incluye</w:t>
-            </w:r>
-          </w:p>
-        </w:tc>
-        <w:tc>
-          <w:tcPr>
-            <w:tcW w:w="4749" w:type="dxa"/>
-            <w:shd w:val="clear" w:color="auto" w:fill="ECECEC"/>
-          </w:tcPr>
-          <w:p>
-            <w:pPr>
-              <w:pStyle w:val="Compact"/>
-              <w:spacing w:before="20" w:after="20"/>
-            </w:pPr>
-            <w:r>
-              <w:rPr>
-                <w:b/>
-                <w:sz w:val="17"/>
-              </w:rPr>
-              <w:t>Ejemplos</w:t>
-            </w:r>
-          </w:p>
-        </w:tc>
-      </w:tr>
-      <w:tr>
-        <w:tc>
-          <w:tcPr>
-            <w:tcW w:w="976" w:type="dxa"/>
-          </w:tcPr>
-          <w:p>
-            <w:pPr>
-              <w:pStyle w:val="Compact"/>
-              <w:spacing w:before="20" w:after="20"/>
-            </w:pPr>
-            <w:r>
-              <w:rPr>
-                <w:sz w:val="17"/>
-              </w:rPr>
-              <w:t>Pública</w:t>
-            </w:r>
-          </w:p>
-        </w:tc>
-        <w:tc>
-          <w:tcPr>
-            <w:tcW w:w="3906" w:type="dxa"/>
-          </w:tcPr>
-          <w:p>
-            <w:pPr>
-              <w:pStyle w:val="Compact"/>
-              <w:spacing w:before="20" w:after="20"/>
-            </w:pPr>
-            <w:r>
-              <w:rPr>
-                <w:sz w:val="17"/>
-              </w:rPr>
-              <w:t>Información que la organización publicó o autorizó publicar</w:t>
-            </w:r>
-          </w:p>
-        </w:tc>
-        <w:tc>
-          <w:tcPr>
-            <w:tcW w:w="4749" w:type="dxa"/>
-          </w:tcPr>
-          <w:p>
-            <w:pPr>
-              <w:pStyle w:val="Compact"/>
-              <w:spacing w:before="20" w:after="20"/>
-            </w:pPr>
-            <w:r>
-              <w:rPr>
-                <w:sz w:val="17"/>
-              </w:rPr>
-              <w:t>Página web, catálogos, comunicados</w:t>
-            </w:r>
-          </w:p>
-        </w:tc>
-      </w:tr>
-      <w:tr>
-        <w:tc>
-          <w:tcPr>
-            <w:tcW w:w="976" w:type="dxa"/>
-          </w:tcPr>
-          <w:p>
-            <w:pPr>
-              <w:pStyle w:val="Compact"/>
-              <w:spacing w:before="20" w:after="20"/>
-            </w:pPr>
-            <w:r>
-              <w:rPr>
-                <w:sz w:val="17"/>
-              </w:rPr>
-              <w:t>Interna</w:t>
-            </w:r>
-          </w:p>
-        </w:tc>
-        <w:tc>
-          <w:tcPr>
-            <w:tcW w:w="3906" w:type="dxa"/>
-          </w:tcPr>
-          <w:p>
-            <w:pPr>
-              <w:pStyle w:val="Compact"/>
-              <w:spacing w:before="20" w:after="20"/>
-            </w:pPr>
-            <w:r>
-              <w:rPr>
-                <w:sz w:val="17"/>
-              </w:rPr>
-              <w:t>Información de operación sin datos personales ni confidenciales</w:t>
-            </w:r>
-          </w:p>
-        </w:tc>
-        <w:tc>
-          <w:tcPr>
-            <w:tcW w:w="4749" w:type="dxa"/>
-          </w:tcPr>
-          <w:p>
-            <w:pPr>
-              <w:pStyle w:val="Compact"/>
-              <w:spacing w:before="20" w:after="20"/>
-            </w:pPr>
-            <w:r>
-              <w:rPr>
-                <w:sz w:val="17"/>
-              </w:rPr>
-              <w:t>Procedimientos, estadísticas agregadas, minutas sin datos personales</w:t>
-            </w:r>
-          </w:p>
-        </w:tc>
-      </w:tr>
-      <w:tr>
-        <w:tc>
-          <w:tcPr>
-            <w:tcW w:w="976" w:type="dxa"/>
-          </w:tcPr>
-          <w:p>
-            <w:pPr>
-              <w:pStyle w:val="Compact"/>
-              <w:spacing w:before="20" w:after="20"/>
-            </w:pPr>
-            <w:r>
-              <w:rPr>
-                <w:sz w:val="17"/>
-              </w:rPr>
-              <w:t>Confidencial</w:t>
-            </w:r>
-          </w:p>
-        </w:tc>
-        <w:tc>
-          <w:tcPr>
-            <w:tcW w:w="3906" w:type="dxa"/>
-          </w:tcPr>
-          <w:p>
-            <w:pPr>
-              <w:pStyle w:val="Compact"/>
-              <w:spacing w:before="20" w:after="20"/>
-            </w:pPr>
-            <w:r>
-              <w:rPr>
-                <w:sz w:val="17"/>
-              </w:rPr>
-              <w:t>Información cuyo acceso está restringido por ley, contrato o decisión de la organización</w:t>
-            </w:r>
-          </w:p>
-        </w:tc>
-        <w:tc>
-          <w:tcPr>
-            <w:tcW w:w="4749" w:type="dxa"/>
-          </w:tcPr>
-          <w:p>
-            <w:pPr>
-              <w:pStyle w:val="Compact"/>
-              <w:spacing w:before="20" w:after="20"/>
-            </w:pPr>
-            <w:r>
-              <w:rPr>
-                <w:sz w:val="17"/>
-              </w:rPr>
-              <w:t>Contratos, precios no publicados, estrategias, negociaciones, información de clientes bajo confidencialidad</w:t>
-            </w:r>
-          </w:p>
-        </w:tc>
-      </w:tr>
-      <w:tr>
-        <w:tc>
-          <w:tcPr>
-            <w:tcW w:w="976" w:type="dxa"/>
-          </w:tcPr>
-          <w:p>
-            <w:pPr>
-              <w:pStyle w:val="Compact"/>
-              <w:spacing w:before="20" w:after="20"/>
-            </w:pPr>
-            <w:r>
-              <w:rPr>
-                <w:sz w:val="17"/>
-              </w:rPr>
-              <w:t>Dato personal</w:t>
-            </w:r>
-          </w:p>
-        </w:tc>
-        <w:tc>
-          <w:tcPr>
-            <w:tcW w:w="3906" w:type="dxa"/>
-          </w:tcPr>
-          <w:p>
-            <w:pPr>
-              <w:pStyle w:val="Compact"/>
-              <w:spacing w:before="20" w:after="20"/>
-            </w:pPr>
-            <w:r>
-              <w:rPr>
-                <w:sz w:val="17"/>
-              </w:rPr>
-              <w:t>Información de personas físicas identificadas o identificables</w:t>
-            </w:r>
-          </w:p>
-        </w:tc>
-        <w:tc>
-          <w:tcPr>
-            <w:tcW w:w="4749" w:type="dxa"/>
-          </w:tcPr>
-          <w:p>
-            <w:pPr>
-              <w:pStyle w:val="Compact"/>
-              <w:spacing w:before="20" w:after="20"/>
-            </w:pPr>
-            <w:r>
-              <w:rPr>
-                <w:sz w:val="17"/>
-              </w:rPr>
-              <w:t>Nombre, domicilio, teléfono, correo, RFC, CURP, fotografía, datos laborales y patrimoniales</w:t>
-            </w:r>
-          </w:p>
-        </w:tc>
-      </w:tr>
-      <w:tr>
-        <w:tc>
-          <w:tcPr>
-            <w:tcW w:w="976" w:type="dxa"/>
-          </w:tcPr>
-          <w:p>
-            <w:pPr>
-              <w:pStyle w:val="Compact"/>
-              <w:spacing w:before="20" w:after="20"/>
-            </w:pPr>
-            <w:r>
-              <w:rPr>
-                <w:sz w:val="17"/>
-              </w:rPr>
-              <w:t>Dato personal sensible</w:t>
-            </w:r>
-          </w:p>
-        </w:tc>
-        <w:tc>
-          <w:tcPr>
-            <w:tcW w:w="3906" w:type="dxa"/>
-          </w:tcPr>
-          <w:p>
-            <w:pPr>
-              <w:pStyle w:val="Compact"/>
-              <w:spacing w:before="20" w:after="20"/>
-            </w:pPr>
-            <w:r>
-              <w:rPr>
-                <w:sz w:val="17"/>
-              </w:rPr>
-              <w:t>Datos que afectan la esfera más íntima o pueden dar origen a discriminación</w:t>
-            </w:r>
-          </w:p>
-        </w:tc>
-        <w:tc>
-          <w:tcPr>
-            <w:tcW w:w="4749" w:type="dxa"/>
-          </w:tcPr>
-          <w:p>
-            <w:pPr>
-              <w:pStyle w:val="Compact"/>
-              <w:spacing w:before="20" w:after="20"/>
-            </w:pPr>
-            <w:r>
-              <w:rPr>
-                <w:sz w:val="17"/>
-              </w:rPr>
-              <w:t>Estado de salud, origen étnico, creencias, opiniones políticas, preferencia sexual</w:t>
-            </w:r>
+              <w:t>Respuesta</w:t>
+            </w:r>
+          </w:p>
+        </w:tc>
+      </w:tr>
+      <w:tr>
+        <w:tc>
+          <w:tcPr>
+            <w:tcW w:w="8232" w:type="dxa"/>
+          </w:tcPr>
+          <w:p>
+            <w:pPr>
+              <w:pStyle w:val="Compact"/>
+              <w:spacing w:before="20" w:after="20"/>
+            </w:pPr>
+            <w:r>
+              <w:rPr>
+                <w:sz w:val="17"/>
+              </w:rPr>
+              <w:t>Área solicitante y responsable</w:t>
+            </w:r>
+          </w:p>
+        </w:tc>
+        <w:tc>
+          <w:tcPr>
+            <w:tcW w:w="1399" w:type="dxa"/>
+          </w:tcPr>
+          <w:p>
+            <w:pPr>
+              <w:pStyle w:val="Compact"/>
+              <w:spacing w:before="20" w:after="20"/>
+            </w:pPr>
+          </w:p>
+        </w:tc>
+      </w:tr>
+      <w:tr>
+        <w:tc>
+          <w:tcPr>
+            <w:tcW w:w="8232" w:type="dxa"/>
+          </w:tcPr>
+          <w:p>
+            <w:pPr>
+              <w:pStyle w:val="Compact"/>
+              <w:spacing w:before="20" w:after="20"/>
+            </w:pPr>
+            <w:r>
+              <w:rPr>
+                <w:sz w:val="17"/>
+              </w:rPr>
+              <w:t>Nombre del sistema y proveedor</w:t>
+            </w:r>
+          </w:p>
+        </w:tc>
+        <w:tc>
+          <w:tcPr>
+            <w:tcW w:w="1399" w:type="dxa"/>
+          </w:tcPr>
+          <w:p>
+            <w:pPr>
+              <w:pStyle w:val="Compact"/>
+              <w:spacing w:before="20" w:after="20"/>
+            </w:pPr>
+          </w:p>
+        </w:tc>
+      </w:tr>
+      <w:tr>
+        <w:tc>
+          <w:tcPr>
+            <w:tcW w:w="8232" w:type="dxa"/>
+          </w:tcPr>
+          <w:p>
+            <w:pPr>
+              <w:pStyle w:val="Compact"/>
+              <w:spacing w:before="20" w:after="20"/>
+            </w:pPr>
+            <w:r>
+              <w:rPr>
+                <w:sz w:val="17"/>
+              </w:rPr>
+              <w:t>Forma de acceso (cuenta institucional, integración, extensión, aplicación)</w:t>
+            </w:r>
+          </w:p>
+        </w:tc>
+        <w:tc>
+          <w:tcPr>
+            <w:tcW w:w="1399" w:type="dxa"/>
+          </w:tcPr>
+          <w:p>
+            <w:pPr>
+              <w:pStyle w:val="Compact"/>
+              <w:spacing w:before="20" w:after="20"/>
+            </w:pPr>
+          </w:p>
+        </w:tc>
+      </w:tr>
+      <w:tr>
+        <w:tc>
+          <w:tcPr>
+            <w:tcW w:w="8232" w:type="dxa"/>
+          </w:tcPr>
+          <w:p>
+            <w:pPr>
+              <w:pStyle w:val="Compact"/>
+              <w:spacing w:before="20" w:after="20"/>
+            </w:pPr>
+            <w:r>
+              <w:rPr>
+                <w:sz w:val="17"/>
+              </w:rPr>
+              <w:t>Finalidad y proceso en el que se usará</w:t>
+            </w:r>
+          </w:p>
+        </w:tc>
+        <w:tc>
+          <w:tcPr>
+            <w:tcW w:w="1399" w:type="dxa"/>
+          </w:tcPr>
+          <w:p>
+            <w:pPr>
+              <w:pStyle w:val="Compact"/>
+              <w:spacing w:before="20" w:after="20"/>
+            </w:pPr>
+          </w:p>
+        </w:tc>
+      </w:tr>
+      <w:tr>
+        <w:tc>
+          <w:tcPr>
+            <w:tcW w:w="8232" w:type="dxa"/>
+          </w:tcPr>
+          <w:p>
+            <w:pPr>
+              <w:pStyle w:val="Compact"/>
+              <w:spacing w:before="20" w:after="20"/>
+            </w:pPr>
+            <w:r>
+              <w:rPr>
+                <w:sz w:val="17"/>
+              </w:rPr>
+              <w:t>Personas que lo usarán</w:t>
+            </w:r>
+          </w:p>
+        </w:tc>
+        <w:tc>
+          <w:tcPr>
+            <w:tcW w:w="1399" w:type="dxa"/>
+          </w:tcPr>
+          <w:p>
+            <w:pPr>
+              <w:pStyle w:val="Compact"/>
+              <w:spacing w:before="20" w:after="20"/>
+            </w:pPr>
+          </w:p>
+        </w:tc>
+      </w:tr>
+      <w:tr>
+        <w:tc>
+          <w:tcPr>
+            <w:tcW w:w="8232" w:type="dxa"/>
+          </w:tcPr>
+          <w:p>
+            <w:pPr>
+              <w:pStyle w:val="Compact"/>
+              <w:spacing w:before="20" w:after="20"/>
+            </w:pPr>
+            <w:r>
+              <w:rPr>
+                <w:sz w:val="17"/>
+              </w:rPr>
+              <w:t>Información que se ingresará y su nivel de clasificación</w:t>
+            </w:r>
+          </w:p>
+        </w:tc>
+        <w:tc>
+          <w:tcPr>
+            <w:tcW w:w="1399" w:type="dxa"/>
+          </w:tcPr>
+          <w:p>
+            <w:pPr>
+              <w:pStyle w:val="Compact"/>
+              <w:spacing w:before="20" w:after="20"/>
+            </w:pPr>
+          </w:p>
+        </w:tc>
+      </w:tr>
+      <w:tr>
+        <w:tc>
+          <w:tcPr>
+            <w:tcW w:w="8232" w:type="dxa"/>
+          </w:tcPr>
+          <w:p>
+            <w:pPr>
+              <w:pStyle w:val="Compact"/>
+              <w:spacing w:before="20" w:after="20"/>
+            </w:pPr>
+            <w:r>
+              <w:rPr>
+                <w:sz w:val="17"/>
+              </w:rPr>
+              <w:t>¿Apoya o toma decisiones sobre personas? ¿Cuáles?</w:t>
+            </w:r>
+          </w:p>
+        </w:tc>
+        <w:tc>
+          <w:tcPr>
+            <w:tcW w:w="1399" w:type="dxa"/>
+          </w:tcPr>
+          <w:p>
+            <w:pPr>
+              <w:pStyle w:val="Compact"/>
+              <w:spacing w:before="20" w:after="20"/>
+            </w:pPr>
+          </w:p>
+        </w:tc>
+      </w:tr>
+      <w:tr>
+        <w:tc>
+          <w:tcPr>
+            <w:tcW w:w="8232" w:type="dxa"/>
+          </w:tcPr>
+          <w:p>
+            <w:pPr>
+              <w:pStyle w:val="Compact"/>
+              <w:spacing w:before="20" w:after="20"/>
+            </w:pPr>
+            <w:r>
+              <w:rPr>
+                <w:sz w:val="17"/>
+              </w:rPr>
+              <w:t>Condiciones de servicio o contrato del proveedor (adjuntar)</w:t>
+            </w:r>
+          </w:p>
+        </w:tc>
+        <w:tc>
+          <w:tcPr>
+            <w:tcW w:w="1399" w:type="dxa"/>
+          </w:tcPr>
+          <w:p>
+            <w:pPr>
+              <w:pStyle w:val="Compact"/>
+              <w:spacing w:before="20" w:after="20"/>
+            </w:pPr>
+          </w:p>
+        </w:tc>
+      </w:tr>
+      <w:tr>
+        <w:tc>
+          <w:tcPr>
+            <w:tcW w:w="8232" w:type="dxa"/>
+          </w:tcPr>
+          <w:p>
+            <w:pPr>
+              <w:pStyle w:val="Compact"/>
+              <w:spacing w:before="20" w:after="20"/>
+            </w:pPr>
+            <w:r>
+              <w:rPr>
+                <w:sz w:val="17"/>
+              </w:rPr>
+              <w:t>Costo y vigencia</w:t>
+            </w:r>
+          </w:p>
+        </w:tc>
+        <w:tc>
+          <w:tcPr>
+            <w:tcW w:w="1399" w:type="dxa"/>
+          </w:tcPr>
+          <w:p>
+            <w:pPr>
+              <w:pStyle w:val="Compact"/>
+              <w:spacing w:before="20" w:after="20"/>
+            </w:pPr>
+          </w:p>
+        </w:tc>
+      </w:tr>
+      <w:tr>
+        <w:tc>
+          <w:tcPr>
+            <w:tcW w:w="8232" w:type="dxa"/>
+          </w:tcPr>
+          <w:p>
+            <w:pPr>
+              <w:pStyle w:val="Compact"/>
+              <w:spacing w:before="20" w:after="20"/>
+            </w:pPr>
+            <w:r>
+              <w:rPr>
+                <w:sz w:val="17"/>
+              </w:rPr>
+              <w:t>Alternativas consideradas</w:t>
+            </w:r>
+          </w:p>
+        </w:tc>
+        <w:tc>
+          <w:tcPr>
+            <w:tcW w:w="1399" w:type="dxa"/>
+          </w:tcPr>
+          <w:p>
+            <w:pPr>
+              <w:pStyle w:val="Compact"/>
+              <w:spacing w:before="20" w:after="20"/>
+            </w:pPr>
+          </w:p>
+        </w:tc>
+      </w:tr>
+      <w:tr>
+        <w:tc>
+          <w:tcPr>
+            <w:tcW w:w="8232" w:type="dxa"/>
+          </w:tcPr>
+          <w:p>
+            <w:pPr>
+              <w:pStyle w:val="Compact"/>
+              <w:spacing w:before="20" w:after="20"/>
+            </w:pPr>
+            <w:r>
+              <w:rPr>
+                <w:sz w:val="17"/>
+              </w:rPr>
+              <w:t>Firma del titular del área y fecha</w:t>
+            </w:r>
+          </w:p>
+        </w:tc>
+        <w:tc>
+          <w:tcPr>
+            <w:tcW w:w="1399" w:type="dxa"/>
+          </w:tcPr>
+          <w:p>
+            <w:pPr>
+              <w:pStyle w:val="Compact"/>
+              <w:spacing w:before="20" w:after="20"/>
+            </w:pPr>
           </w:p>
         </w:tc>
       </w:tr>
@@ -3436,7 +3847,7 @@
       </w:pPr>
       <w:r>
         <w:rPr/>
-        <w:t>Anexo 3. Solicitud de autorización de sistema de IA</w:t>
+        <w:t>Anexo 4. Reporte de incidente de IA</w:t>
       </w:r>
     </w:p>
     <w:tbl>
@@ -3454,8 +3865,8 @@
         <w:tblLook w:firstColumn="1" w:firstRow="1" w:lastColumn="0" w:lastRow="0" w:noHBand="0" w:noVBand="1" w:val="04A0"/>
       </w:tblPr>
       <w:tblGrid>
-        <w:gridCol w:w="8587"/>
-        <w:gridCol w:w="1044"/>
+        <w:gridCol w:w="8383"/>
+        <w:gridCol w:w="1248"/>
       </w:tblGrid>
       <w:tr>
         <w:trPr>
@@ -3464,7 +3875,7 @@
         </w:trPr>
         <w:tc>
           <w:tcPr>
-            <w:tcW w:w="8587" w:type="dxa"/>
+            <w:tcW w:w="8383" w:type="dxa"/>
             <w:shd w:val="clear" w:color="auto" w:fill="ECECEC"/>
           </w:tcPr>
           <w:p>
@@ -3483,7 +3894,7 @@
         </w:tc>
         <w:tc>
           <w:tcPr>
-            <w:tcW w:w="1044" w:type="dxa"/>
+            <w:tcW w:w="1248" w:type="dxa"/>
             <w:shd w:val="clear" w:color="auto" w:fill="ECECEC"/>
           </w:tcPr>
           <w:p>
@@ -3496,332 +3907,212 @@
                 <w:b/>
                 <w:sz w:val="17"/>
               </w:rPr>
-              <w:t>Respuesta</w:t>
-            </w:r>
-          </w:p>
-        </w:tc>
-      </w:tr>
-      <w:tr>
-        <w:tc>
-          <w:tcPr>
-            <w:tcW w:w="8587" w:type="dxa"/>
-          </w:tcPr>
-          <w:p>
-            <w:pPr>
-              <w:pStyle w:val="Compact"/>
-              <w:spacing w:before="20" w:after="20"/>
-            </w:pPr>
-            <w:r>
-              <w:rPr>
-                <w:sz w:val="17"/>
-              </w:rPr>
-              <w:t>Área solicitante y responsable</w:t>
-            </w:r>
-          </w:p>
-        </w:tc>
-        <w:tc>
-          <w:tcPr>
-            <w:tcW w:w="1044" w:type="dxa"/>
-          </w:tcPr>
-          <w:p>
-            <w:pPr>
-              <w:pStyle w:val="Compact"/>
-              <w:spacing w:before="20" w:after="20"/>
-            </w:pPr>
-          </w:p>
-        </w:tc>
-      </w:tr>
-      <w:tr>
-        <w:tc>
-          <w:tcPr>
-            <w:tcW w:w="8587" w:type="dxa"/>
-          </w:tcPr>
-          <w:p>
-            <w:pPr>
-              <w:pStyle w:val="Compact"/>
-              <w:spacing w:before="20" w:after="20"/>
-            </w:pPr>
-            <w:r>
-              <w:rPr>
-                <w:sz w:val="17"/>
-              </w:rPr>
-              <w:t>Nombre del sistema y proveedor</w:t>
-            </w:r>
-          </w:p>
-        </w:tc>
-        <w:tc>
-          <w:tcPr>
-            <w:tcW w:w="1044" w:type="dxa"/>
-          </w:tcPr>
-          <w:p>
-            <w:pPr>
-              <w:pStyle w:val="Compact"/>
-              <w:spacing w:before="20" w:after="20"/>
-            </w:pPr>
-          </w:p>
-        </w:tc>
-      </w:tr>
-      <w:tr>
-        <w:tc>
-          <w:tcPr>
-            <w:tcW w:w="8587" w:type="dxa"/>
-          </w:tcPr>
-          <w:p>
-            <w:pPr>
-              <w:pStyle w:val="Compact"/>
-              <w:spacing w:before="20" w:after="20"/>
-            </w:pPr>
-            <w:r>
-              <w:rPr>
-                <w:sz w:val="17"/>
-              </w:rPr>
-              <w:t>Forma de acceso (cuenta institucional, integración, extensión, aplicación)</w:t>
-            </w:r>
-          </w:p>
-        </w:tc>
-        <w:tc>
-          <w:tcPr>
-            <w:tcW w:w="1044" w:type="dxa"/>
-          </w:tcPr>
-          <w:p>
-            <w:pPr>
-              <w:pStyle w:val="Compact"/>
-              <w:spacing w:before="20" w:after="20"/>
-            </w:pPr>
-          </w:p>
-        </w:tc>
-      </w:tr>
-      <w:tr>
-        <w:tc>
-          <w:tcPr>
-            <w:tcW w:w="8587" w:type="dxa"/>
-          </w:tcPr>
-          <w:p>
-            <w:pPr>
-              <w:pStyle w:val="Compact"/>
-              <w:spacing w:before="20" w:after="20"/>
-            </w:pPr>
-            <w:r>
-              <w:rPr>
-                <w:sz w:val="17"/>
-              </w:rPr>
-              <w:t>Finalidad y proceso en el que se usará</w:t>
-            </w:r>
-          </w:p>
-        </w:tc>
-        <w:tc>
-          <w:tcPr>
-            <w:tcW w:w="1044" w:type="dxa"/>
-          </w:tcPr>
-          <w:p>
-            <w:pPr>
-              <w:pStyle w:val="Compact"/>
-              <w:spacing w:before="20" w:after="20"/>
-            </w:pPr>
-          </w:p>
-        </w:tc>
-      </w:tr>
-      <w:tr>
-        <w:tc>
-          <w:tcPr>
-            <w:tcW w:w="8587" w:type="dxa"/>
-          </w:tcPr>
-          <w:p>
-            <w:pPr>
-              <w:pStyle w:val="Compact"/>
-              <w:spacing w:before="20" w:after="20"/>
-            </w:pPr>
-            <w:r>
-              <w:rPr>
-                <w:sz w:val="17"/>
-              </w:rPr>
-              <w:t>Personas que lo usarán</w:t>
-            </w:r>
-          </w:p>
-        </w:tc>
-        <w:tc>
-          <w:tcPr>
-            <w:tcW w:w="1044" w:type="dxa"/>
-          </w:tcPr>
-          <w:p>
-            <w:pPr>
-              <w:pStyle w:val="Compact"/>
-              <w:spacing w:before="20" w:after="20"/>
-            </w:pPr>
-          </w:p>
-        </w:tc>
-      </w:tr>
-      <w:tr>
-        <w:tc>
-          <w:tcPr>
-            <w:tcW w:w="8587" w:type="dxa"/>
-          </w:tcPr>
-          <w:p>
-            <w:pPr>
-              <w:pStyle w:val="Compact"/>
-              <w:spacing w:before="20" w:after="20"/>
-            </w:pPr>
-            <w:r>
-              <w:rPr>
-                <w:sz w:val="17"/>
-              </w:rPr>
-              <w:t>Información que se ingresará y su nivel de clasificación</w:t>
-            </w:r>
-          </w:p>
-        </w:tc>
-        <w:tc>
-          <w:tcPr>
-            <w:tcW w:w="1044" w:type="dxa"/>
-          </w:tcPr>
-          <w:p>
-            <w:pPr>
-              <w:pStyle w:val="Compact"/>
-              <w:spacing w:before="20" w:after="20"/>
-            </w:pPr>
-          </w:p>
-        </w:tc>
-      </w:tr>
-      <w:tr>
-        <w:tc>
-          <w:tcPr>
-            <w:tcW w:w="8587" w:type="dxa"/>
-          </w:tcPr>
-          <w:p>
-            <w:pPr>
-              <w:pStyle w:val="Compact"/>
-              <w:spacing w:before="20" w:after="20"/>
-            </w:pPr>
-            <w:r>
-              <w:rPr>
-                <w:sz w:val="17"/>
-              </w:rPr>
-              <w:t>¿Apoya o toma decisiones sobre personas? ¿Cuáles?</w:t>
-            </w:r>
-          </w:p>
-        </w:tc>
-        <w:tc>
-          <w:tcPr>
-            <w:tcW w:w="1044" w:type="dxa"/>
-          </w:tcPr>
-          <w:p>
-            <w:pPr>
-              <w:pStyle w:val="Compact"/>
-              <w:spacing w:before="20" w:after="20"/>
-            </w:pPr>
-          </w:p>
-        </w:tc>
-      </w:tr>
-      <w:tr>
-        <w:tc>
-          <w:tcPr>
-            <w:tcW w:w="8587" w:type="dxa"/>
-          </w:tcPr>
-          <w:p>
-            <w:pPr>
-              <w:pStyle w:val="Compact"/>
-              <w:spacing w:before="20" w:after="20"/>
-            </w:pPr>
-            <w:r>
-              <w:rPr>
-                <w:sz w:val="17"/>
-              </w:rPr>
-              <w:t>Condiciones de servicio o contrato del proveedor (adjuntar)</w:t>
-            </w:r>
-          </w:p>
-        </w:tc>
-        <w:tc>
-          <w:tcPr>
-            <w:tcW w:w="1044" w:type="dxa"/>
-          </w:tcPr>
-          <w:p>
-            <w:pPr>
-              <w:pStyle w:val="Compact"/>
-              <w:spacing w:before="20" w:after="20"/>
-            </w:pPr>
-          </w:p>
-        </w:tc>
-      </w:tr>
-      <w:tr>
-        <w:tc>
-          <w:tcPr>
-            <w:tcW w:w="8587" w:type="dxa"/>
-          </w:tcPr>
-          <w:p>
-            <w:pPr>
-              <w:pStyle w:val="Compact"/>
-              <w:spacing w:before="20" w:after="20"/>
-            </w:pPr>
-            <w:r>
-              <w:rPr>
-                <w:sz w:val="17"/>
-              </w:rPr>
-              <w:t>Costo y vigencia</w:t>
-            </w:r>
-          </w:p>
-        </w:tc>
-        <w:tc>
-          <w:tcPr>
-            <w:tcW w:w="1044" w:type="dxa"/>
-          </w:tcPr>
-          <w:p>
-            <w:pPr>
-              <w:pStyle w:val="Compact"/>
-              <w:spacing w:before="20" w:after="20"/>
-            </w:pPr>
-          </w:p>
-        </w:tc>
-      </w:tr>
-      <w:tr>
-        <w:tc>
-          <w:tcPr>
-            <w:tcW w:w="8587" w:type="dxa"/>
-          </w:tcPr>
-          <w:p>
-            <w:pPr>
-              <w:pStyle w:val="Compact"/>
-              <w:spacing w:before="20" w:after="20"/>
-            </w:pPr>
-            <w:r>
-              <w:rPr>
-                <w:sz w:val="17"/>
-              </w:rPr>
-              <w:t>Alternativas consideradas</w:t>
-            </w:r>
-          </w:p>
-        </w:tc>
-        <w:tc>
-          <w:tcPr>
-            <w:tcW w:w="1044" w:type="dxa"/>
-          </w:tcPr>
-          <w:p>
-            <w:pPr>
-              <w:pStyle w:val="Compact"/>
-              <w:spacing w:before="20" w:after="20"/>
-            </w:pPr>
-          </w:p>
-        </w:tc>
-      </w:tr>
-      <w:tr>
-        <w:tc>
-          <w:tcPr>
-            <w:tcW w:w="8587" w:type="dxa"/>
-          </w:tcPr>
-          <w:p>
-            <w:pPr>
-              <w:pStyle w:val="Compact"/>
-              <w:spacing w:before="20" w:after="20"/>
-            </w:pPr>
-            <w:r>
-              <w:rPr>
-                <w:sz w:val="17"/>
-              </w:rPr>
-              <w:t>Firma del titular del área y fecha</w:t>
-            </w:r>
-          </w:p>
-        </w:tc>
-        <w:tc>
-          <w:tcPr>
-            <w:tcW w:w="1044" w:type="dxa"/>
+              <w:t>Contenido</w:t>
+            </w:r>
+          </w:p>
+        </w:tc>
+      </w:tr>
+      <w:tr>
+        <w:tc>
+          <w:tcPr>
+            <w:tcW w:w="8383" w:type="dxa"/>
+          </w:tcPr>
+          <w:p>
+            <w:pPr>
+              <w:pStyle w:val="Compact"/>
+              <w:spacing w:before="20" w:after="20"/>
+            </w:pPr>
+            <w:r>
+              <w:rPr>
+                <w:sz w:val="17"/>
+              </w:rPr>
+              <w:t>Fecha y hora en que se identificó</w:t>
+            </w:r>
+          </w:p>
+        </w:tc>
+        <w:tc>
+          <w:tcPr>
+            <w:tcW w:w="1248" w:type="dxa"/>
+          </w:tcPr>
+          <w:p>
+            <w:pPr>
+              <w:pStyle w:val="Compact"/>
+              <w:spacing w:before="20" w:after="20"/>
+            </w:pPr>
+          </w:p>
+        </w:tc>
+      </w:tr>
+      <w:tr>
+        <w:tc>
+          <w:tcPr>
+            <w:tcW w:w="8383" w:type="dxa"/>
+          </w:tcPr>
+          <w:p>
+            <w:pPr>
+              <w:pStyle w:val="Compact"/>
+              <w:spacing w:before="20" w:after="20"/>
+            </w:pPr>
+            <w:r>
+              <w:rPr>
+                <w:sz w:val="17"/>
+              </w:rPr>
+              <w:t>Tipo de incidente (ingreso indebido de información, suplantación de identidad, resultado que puede causar un daño, exposición de información por un sistema o proveedor)</w:t>
+            </w:r>
+          </w:p>
+        </w:tc>
+        <w:tc>
+          <w:tcPr>
+            <w:tcW w:w="1248" w:type="dxa"/>
+          </w:tcPr>
+          <w:p>
+            <w:pPr>
+              <w:pStyle w:val="Compact"/>
+              <w:spacing w:before="20" w:after="20"/>
+            </w:pPr>
+          </w:p>
+        </w:tc>
+      </w:tr>
+      <w:tr>
+        <w:tc>
+          <w:tcPr>
+            <w:tcW w:w="8383" w:type="dxa"/>
+          </w:tcPr>
+          <w:p>
+            <w:pPr>
+              <w:pStyle w:val="Compact"/>
+              <w:spacing w:before="20" w:after="20"/>
+            </w:pPr>
+            <w:r>
+              <w:rPr>
+                <w:sz w:val="17"/>
+              </w:rPr>
+              <w:t>Sistema, herramienta o canal involucrado</w:t>
+            </w:r>
+          </w:p>
+        </w:tc>
+        <w:tc>
+          <w:tcPr>
+            <w:tcW w:w="1248" w:type="dxa"/>
+          </w:tcPr>
+          <w:p>
+            <w:pPr>
+              <w:pStyle w:val="Compact"/>
+              <w:spacing w:before="20" w:after="20"/>
+            </w:pPr>
+          </w:p>
+        </w:tc>
+      </w:tr>
+      <w:tr>
+        <w:tc>
+          <w:tcPr>
+            <w:tcW w:w="8383" w:type="dxa"/>
+          </w:tcPr>
+          <w:p>
+            <w:pPr>
+              <w:pStyle w:val="Compact"/>
+              <w:spacing w:before="20" w:after="20"/>
+            </w:pPr>
+            <w:r>
+              <w:rPr>
+                <w:sz w:val="17"/>
+              </w:rPr>
+              <w:t>Información comprometida</w:t>
+            </w:r>
+          </w:p>
+        </w:tc>
+        <w:tc>
+          <w:tcPr>
+            <w:tcW w:w="1248" w:type="dxa"/>
+          </w:tcPr>
+          <w:p>
+            <w:pPr>
+              <w:pStyle w:val="Compact"/>
+              <w:spacing w:before="20" w:after="20"/>
+            </w:pPr>
+          </w:p>
+        </w:tc>
+      </w:tr>
+      <w:tr>
+        <w:tc>
+          <w:tcPr>
+            <w:tcW w:w="8383" w:type="dxa"/>
+          </w:tcPr>
+          <w:p>
+            <w:pPr>
+              <w:pStyle w:val="Compact"/>
+              <w:spacing w:before="20" w:after="20"/>
+            </w:pPr>
+            <w:r>
+              <w:rPr>
+                <w:sz w:val="17"/>
+              </w:rPr>
+              <w:t>Acciones de contención realizadas</w:t>
+            </w:r>
+          </w:p>
+        </w:tc>
+        <w:tc>
+          <w:tcPr>
+            <w:tcW w:w="1248" w:type="dxa"/>
+          </w:tcPr>
+          <w:p>
+            <w:pPr>
+              <w:pStyle w:val="Compact"/>
+              <w:spacing w:before="20" w:after="20"/>
+            </w:pPr>
+          </w:p>
+        </w:tc>
+      </w:tr>
+      <w:tr>
+        <w:tc>
+          <w:tcPr>
+            <w:tcW w:w="8383" w:type="dxa"/>
+          </w:tcPr>
+          <w:p>
+            <w:pPr>
+              <w:pStyle w:val="Compact"/>
+              <w:spacing w:before="20" w:after="20"/>
+            </w:pPr>
+            <w:r>
+              <w:rPr>
+                <w:sz w:val="17"/>
+              </w:rPr>
+              <w:t>Responsable notificado y hora de la notificación</w:t>
+            </w:r>
+          </w:p>
+        </w:tc>
+        <w:tc>
+          <w:tcPr>
+            <w:tcW w:w="1248" w:type="dxa"/>
+          </w:tcPr>
+          <w:p>
+            <w:pPr>
+              <w:pStyle w:val="Compact"/>
+              <w:spacing w:before="20" w:after="20"/>
+            </w:pPr>
+          </w:p>
+        </w:tc>
+      </w:tr>
+      <w:tr>
+        <w:tc>
+          <w:tcPr>
+            <w:tcW w:w="8383" w:type="dxa"/>
+          </w:tcPr>
+          <w:p>
+            <w:pPr>
+              <w:pStyle w:val="Compact"/>
+              <w:spacing w:before="20" w:after="20"/>
+            </w:pPr>
+            <w:r>
+              <w:rPr>
+                <w:sz w:val="17"/>
+              </w:rPr>
+              <w:t>Nombre y área de quien reporta</w:t>
+            </w:r>
+          </w:p>
+        </w:tc>
+        <w:tc>
+          <w:tcPr>
+            <w:tcW w:w="1248" w:type="dxa"/>
           </w:tcPr>
           <w:p>
             <w:pPr>
@@ -3843,7 +4134,7 @@
       </w:pPr>
       <w:r>
         <w:rPr/>
-        <w:t>Anexo 4. Reporte de incidente de IA</w:t>
+        <w:t>Anexo 5. Lista de verificación de proveedores de IA</w:t>
       </w:r>
     </w:p>
     <w:tbl>
@@ -3861,8 +4152,9 @@
         <w:tblLook w:firstColumn="1" w:firstRow="1" w:lastColumn="0" w:lastRow="0" w:noHBand="0" w:noVBand="1" w:val="04A0"/>
       </w:tblPr>
       <w:tblGrid>
-        <w:gridCol w:w="8752"/>
-        <w:gridCol w:w="879"/>
+        <w:gridCol w:w="2192"/>
+        <w:gridCol w:w="6190"/>
+        <w:gridCol w:w="1248"/>
       </w:tblGrid>
       <w:tr>
         <w:trPr>
@@ -3871,7 +4163,7 @@
         </w:trPr>
         <w:tc>
           <w:tcPr>
-            <w:tcW w:w="8752" w:type="dxa"/>
+            <w:tcW w:w="2192" w:type="dxa"/>
             <w:shd w:val="clear" w:color="auto" w:fill="ECECEC"/>
           </w:tcPr>
           <w:p>
@@ -3884,13 +4176,13 @@
                 <w:b/>
                 <w:sz w:val="17"/>
               </w:rPr>
-              <w:t>Campo</w:t>
-            </w:r>
-          </w:p>
-        </w:tc>
-        <w:tc>
-          <w:tcPr>
-            <w:tcW w:w="879" w:type="dxa"/>
+              <w:t>Criterio</w:t>
+            </w:r>
+          </w:p>
+        </w:tc>
+        <w:tc>
+          <w:tcPr>
+            <w:tcW w:w="6190" w:type="dxa"/>
             <w:shd w:val="clear" w:color="auto" w:fill="ECECEC"/>
           </w:tcPr>
           <w:p>
@@ -3903,212 +4195,444 @@
                 <w:b/>
                 <w:sz w:val="17"/>
               </w:rPr>
-              <w:t>Contenido</w:t>
-            </w:r>
-          </w:p>
-        </w:tc>
-      </w:tr>
-      <w:tr>
-        <w:tc>
-          <w:tcPr>
-            <w:tcW w:w="8752" w:type="dxa"/>
-          </w:tcPr>
-          <w:p>
-            <w:pPr>
-              <w:pStyle w:val="Compact"/>
-              <w:spacing w:before="20" w:after="20"/>
-            </w:pPr>
-            <w:r>
-              <w:rPr>
-                <w:sz w:val="17"/>
-              </w:rPr>
-              <w:t>Fecha y hora en que se identificó</w:t>
-            </w:r>
-          </w:p>
-        </w:tc>
-        <w:tc>
-          <w:tcPr>
-            <w:tcW w:w="879" w:type="dxa"/>
-          </w:tcPr>
-          <w:p>
-            <w:pPr>
-              <w:pStyle w:val="Compact"/>
-              <w:spacing w:before="20" w:after="20"/>
-            </w:pPr>
-          </w:p>
-        </w:tc>
-      </w:tr>
-      <w:tr>
-        <w:tc>
-          <w:tcPr>
-            <w:tcW w:w="8752" w:type="dxa"/>
-          </w:tcPr>
-          <w:p>
-            <w:pPr>
-              <w:pStyle w:val="Compact"/>
-              <w:spacing w:before="20" w:after="20"/>
-            </w:pPr>
-            <w:r>
-              <w:rPr>
-                <w:sz w:val="17"/>
-              </w:rPr>
-              <w:t>Tipo de incidente (ingreso indebido de información, suplantación de identidad, resultado que puede causar un daño, exposición de información por un sistema o proveedor)</w:t>
-            </w:r>
-          </w:p>
-        </w:tc>
-        <w:tc>
-          <w:tcPr>
-            <w:tcW w:w="879" w:type="dxa"/>
-          </w:tcPr>
-          <w:p>
-            <w:pPr>
-              <w:pStyle w:val="Compact"/>
-              <w:spacing w:before="20" w:after="20"/>
-            </w:pPr>
-          </w:p>
-        </w:tc>
-      </w:tr>
-      <w:tr>
-        <w:tc>
-          <w:tcPr>
-            <w:tcW w:w="8752" w:type="dxa"/>
-          </w:tcPr>
-          <w:p>
-            <w:pPr>
-              <w:pStyle w:val="Compact"/>
-              <w:spacing w:before="20" w:after="20"/>
-            </w:pPr>
-            <w:r>
-              <w:rPr>
-                <w:sz w:val="17"/>
-              </w:rPr>
-              <w:t>Sistema, herramienta o canal involucrado</w:t>
-            </w:r>
-          </w:p>
-        </w:tc>
-        <w:tc>
-          <w:tcPr>
-            <w:tcW w:w="879" w:type="dxa"/>
-          </w:tcPr>
-          <w:p>
-            <w:pPr>
-              <w:pStyle w:val="Compact"/>
-              <w:spacing w:before="20" w:after="20"/>
-            </w:pPr>
-          </w:p>
-        </w:tc>
-      </w:tr>
-      <w:tr>
-        <w:tc>
-          <w:tcPr>
-            <w:tcW w:w="8752" w:type="dxa"/>
-          </w:tcPr>
-          <w:p>
-            <w:pPr>
-              <w:pStyle w:val="Compact"/>
-              <w:spacing w:before="20" w:after="20"/>
-            </w:pPr>
-            <w:r>
-              <w:rPr>
-                <w:sz w:val="17"/>
-              </w:rPr>
-              <w:t>Información comprometida</w:t>
-            </w:r>
-          </w:p>
-        </w:tc>
-        <w:tc>
-          <w:tcPr>
-            <w:tcW w:w="879" w:type="dxa"/>
-          </w:tcPr>
-          <w:p>
-            <w:pPr>
-              <w:pStyle w:val="Compact"/>
-              <w:spacing w:before="20" w:after="20"/>
-            </w:pPr>
-          </w:p>
-        </w:tc>
-      </w:tr>
-      <w:tr>
-        <w:tc>
-          <w:tcPr>
-            <w:tcW w:w="8752" w:type="dxa"/>
-          </w:tcPr>
-          <w:p>
-            <w:pPr>
-              <w:pStyle w:val="Compact"/>
-              <w:spacing w:before="20" w:after="20"/>
-            </w:pPr>
-            <w:r>
-              <w:rPr>
-                <w:sz w:val="17"/>
-              </w:rPr>
-              <w:t>Acciones de contención realizadas</w:t>
-            </w:r>
-          </w:p>
-        </w:tc>
-        <w:tc>
-          <w:tcPr>
-            <w:tcW w:w="879" w:type="dxa"/>
-          </w:tcPr>
-          <w:p>
-            <w:pPr>
-              <w:pStyle w:val="Compact"/>
-              <w:spacing w:before="20" w:after="20"/>
-            </w:pPr>
-          </w:p>
-        </w:tc>
-      </w:tr>
-      <w:tr>
-        <w:tc>
-          <w:tcPr>
-            <w:tcW w:w="8752" w:type="dxa"/>
-          </w:tcPr>
-          <w:p>
-            <w:pPr>
-              <w:pStyle w:val="Compact"/>
-              <w:spacing w:before="20" w:after="20"/>
-            </w:pPr>
-            <w:r>
-              <w:rPr>
-                <w:sz w:val="17"/>
-              </w:rPr>
-              <w:t>Responsable notificado y hora de la notificación</w:t>
-            </w:r>
-          </w:p>
-        </w:tc>
-        <w:tc>
-          <w:tcPr>
-            <w:tcW w:w="879" w:type="dxa"/>
-          </w:tcPr>
-          <w:p>
-            <w:pPr>
-              <w:pStyle w:val="Compact"/>
-              <w:spacing w:before="20" w:after="20"/>
-            </w:pPr>
-          </w:p>
-        </w:tc>
-      </w:tr>
-      <w:tr>
-        <w:tc>
-          <w:tcPr>
-            <w:tcW w:w="8752" w:type="dxa"/>
-          </w:tcPr>
-          <w:p>
-            <w:pPr>
-              <w:pStyle w:val="Compact"/>
-              <w:spacing w:before="20" w:after="20"/>
-            </w:pPr>
-            <w:r>
-              <w:rPr>
-                <w:sz w:val="17"/>
-              </w:rPr>
-              <w:t>Nombre y área de quien reporta</w:t>
-            </w:r>
-          </w:p>
-        </w:tc>
-        <w:tc>
-          <w:tcPr>
-            <w:tcW w:w="879" w:type="dxa"/>
+              <w:t>Pregunta</w:t>
+            </w:r>
+          </w:p>
+        </w:tc>
+        <w:tc>
+          <w:tcPr>
+            <w:tcW w:w="1248" w:type="dxa"/>
+            <w:shd w:val="clear" w:color="auto" w:fill="ECECEC"/>
+          </w:tcPr>
+          <w:p>
+            <w:pPr>
+              <w:pStyle w:val="Compact"/>
+              <w:spacing w:before="20" w:after="20"/>
+            </w:pPr>
+            <w:r>
+              <w:rPr>
+                <w:b/>
+                <w:sz w:val="17"/>
+              </w:rPr>
+              <w:t>Resultado</w:t>
+            </w:r>
+          </w:p>
+        </w:tc>
+      </w:tr>
+      <w:tr>
+        <w:tc>
+          <w:tcPr>
+            <w:tcW w:w="2192" w:type="dxa"/>
+          </w:tcPr>
+          <w:p>
+            <w:pPr>
+              <w:pStyle w:val="Compact"/>
+              <w:spacing w:before="20" w:after="20"/>
+            </w:pPr>
+            <w:r>
+              <w:rPr>
+                <w:sz w:val="17"/>
+              </w:rPr>
+              <w:t>Uso de la información</w:t>
+            </w:r>
+          </w:p>
+        </w:tc>
+        <w:tc>
+          <w:tcPr>
+            <w:tcW w:w="6190" w:type="dxa"/>
+          </w:tcPr>
+          <w:p>
+            <w:pPr>
+              <w:pStyle w:val="Compact"/>
+              <w:spacing w:before="20" w:after="20"/>
+            </w:pPr>
+            <w:r>
+              <w:rPr>
+                <w:sz w:val="17"/>
+              </w:rPr>
+              <w:t>¿Usa la información ingresada para entrenar sus modelos o para fines propios? ¿Puede excluirse por escrito?</w:t>
+            </w:r>
+          </w:p>
+        </w:tc>
+        <w:tc>
+          <w:tcPr>
+            <w:tcW w:w="1248" w:type="dxa"/>
+          </w:tcPr>
+          <w:p>
+            <w:pPr>
+              <w:pStyle w:val="Compact"/>
+              <w:spacing w:before="20" w:after="20"/>
+            </w:pPr>
+          </w:p>
+        </w:tc>
+      </w:tr>
+      <w:tr>
+        <w:tc>
+          <w:tcPr>
+            <w:tcW w:w="2192" w:type="dxa"/>
+          </w:tcPr>
+          <w:p>
+            <w:pPr>
+              <w:pStyle w:val="Compact"/>
+              <w:spacing w:before="20" w:after="20"/>
+            </w:pPr>
+            <w:r>
+              <w:rPr>
+                <w:sz w:val="17"/>
+              </w:rPr>
+              <w:t>Calidad del proveedor</w:t>
+            </w:r>
+          </w:p>
+        </w:tc>
+        <w:tc>
+          <w:tcPr>
+            <w:tcW w:w="6190" w:type="dxa"/>
+          </w:tcPr>
+          <w:p>
+            <w:pPr>
+              <w:pStyle w:val="Compact"/>
+              <w:spacing w:before="20" w:after="20"/>
+            </w:pPr>
+            <w:r>
+              <w:rPr>
+                <w:sz w:val="17"/>
+              </w:rPr>
+              <w:t>¿Actúa solo por cuenta de la organización y conforme a sus instrucciones, con contrato (persona encargada)? Si usa los datos para fines propios es un tercero: hay transferencia, que debe informarse en el aviso de privacidad</w:t>
+            </w:r>
+          </w:p>
+        </w:tc>
+        <w:tc>
+          <w:tcPr>
+            <w:tcW w:w="1248" w:type="dxa"/>
+          </w:tcPr>
+          <w:p>
+            <w:pPr>
+              <w:pStyle w:val="Compact"/>
+              <w:spacing w:before="20" w:after="20"/>
+            </w:pPr>
+          </w:p>
+        </w:tc>
+      </w:tr>
+      <w:tr>
+        <w:tc>
+          <w:tcPr>
+            <w:tcW w:w="2192" w:type="dxa"/>
+          </w:tcPr>
+          <w:p>
+            <w:pPr>
+              <w:pStyle w:val="Compact"/>
+              <w:spacing w:before="20" w:after="20"/>
+            </w:pPr>
+            <w:r>
+              <w:rPr>
+                <w:sz w:val="17"/>
+              </w:rPr>
+              <w:t>Conservación</w:t>
+            </w:r>
+          </w:p>
+        </w:tc>
+        <w:tc>
+          <w:tcPr>
+            <w:tcW w:w="6190" w:type="dxa"/>
+          </w:tcPr>
+          <w:p>
+            <w:pPr>
+              <w:pStyle w:val="Compact"/>
+              <w:spacing w:before="20" w:after="20"/>
+            </w:pPr>
+            <w:r>
+              <w:rPr>
+                <w:sz w:val="17"/>
+              </w:rPr>
+              <w:t>¿Cuánto tiempo conserva la información? ¿Es acorde con la finalidad?</w:t>
+            </w:r>
+          </w:p>
+        </w:tc>
+        <w:tc>
+          <w:tcPr>
+            <w:tcW w:w="1248" w:type="dxa"/>
+          </w:tcPr>
+          <w:p>
+            <w:pPr>
+              <w:pStyle w:val="Compact"/>
+              <w:spacing w:before="20" w:after="20"/>
+            </w:pPr>
+          </w:p>
+        </w:tc>
+      </w:tr>
+      <w:tr>
+        <w:tc>
+          <w:tcPr>
+            <w:tcW w:w="2192" w:type="dxa"/>
+          </w:tcPr>
+          <w:p>
+            <w:pPr>
+              <w:pStyle w:val="Compact"/>
+              <w:spacing w:before="20" w:after="20"/>
+            </w:pPr>
+            <w:r>
+              <w:rPr>
+                <w:sz w:val="17"/>
+              </w:rPr>
+              <w:t>Ubicación</w:t>
+            </w:r>
+          </w:p>
+        </w:tc>
+        <w:tc>
+          <w:tcPr>
+            <w:tcW w:w="6190" w:type="dxa"/>
+          </w:tcPr>
+          <w:p>
+            <w:pPr>
+              <w:pStyle w:val="Compact"/>
+              <w:spacing w:before="20" w:after="20"/>
+            </w:pPr>
+            <w:r>
+              <w:rPr>
+                <w:sz w:val="17"/>
+              </w:rPr>
+              <w:t>¿Dónde se almacena? ¿Hay transferencias a otros países? ¿Con qué fundamento?</w:t>
+            </w:r>
+          </w:p>
+        </w:tc>
+        <w:tc>
+          <w:tcPr>
+            <w:tcW w:w="1248" w:type="dxa"/>
+          </w:tcPr>
+          <w:p>
+            <w:pPr>
+              <w:pStyle w:val="Compact"/>
+              <w:spacing w:before="20" w:after="20"/>
+            </w:pPr>
+          </w:p>
+        </w:tc>
+      </w:tr>
+      <w:tr>
+        <w:tc>
+          <w:tcPr>
+            <w:tcW w:w="2192" w:type="dxa"/>
+          </w:tcPr>
+          <w:p>
+            <w:pPr>
+              <w:pStyle w:val="Compact"/>
+              <w:spacing w:before="20" w:after="20"/>
+            </w:pPr>
+            <w:r>
+              <w:rPr>
+                <w:sz w:val="17"/>
+              </w:rPr>
+              <w:t>Eliminación</w:t>
+            </w:r>
+          </w:p>
+        </w:tc>
+        <w:tc>
+          <w:tcPr>
+            <w:tcW w:w="6190" w:type="dxa"/>
+          </w:tcPr>
+          <w:p>
+            <w:pPr>
+              <w:pStyle w:val="Compact"/>
+              <w:spacing w:before="20" w:after="20"/>
+            </w:pPr>
+            <w:r>
+              <w:rPr>
+                <w:sz w:val="17"/>
+              </w:rPr>
+              <w:t>¿Elimina o devuelve la información al terminar el contrato, con constancia y en un plazo definido?</w:t>
+            </w:r>
+          </w:p>
+        </w:tc>
+        <w:tc>
+          <w:tcPr>
+            <w:tcW w:w="1248" w:type="dxa"/>
+          </w:tcPr>
+          <w:p>
+            <w:pPr>
+              <w:pStyle w:val="Compact"/>
+              <w:spacing w:before="20" w:after="20"/>
+            </w:pPr>
+          </w:p>
+        </w:tc>
+      </w:tr>
+      <w:tr>
+        <w:tc>
+          <w:tcPr>
+            <w:tcW w:w="2192" w:type="dxa"/>
+          </w:tcPr>
+          <w:p>
+            <w:pPr>
+              <w:pStyle w:val="Compact"/>
+              <w:spacing w:before="20" w:after="20"/>
+            </w:pPr>
+            <w:r>
+              <w:rPr>
+                <w:sz w:val="17"/>
+              </w:rPr>
+              <w:t>Confidencialidad y seguridad</w:t>
+            </w:r>
+          </w:p>
+        </w:tc>
+        <w:tc>
+          <w:tcPr>
+            <w:tcW w:w="6190" w:type="dxa"/>
+          </w:tcPr>
+          <w:p>
+            <w:pPr>
+              <w:pStyle w:val="Compact"/>
+              <w:spacing w:before="20" w:after="20"/>
+            </w:pPr>
+            <w:r>
+              <w:rPr>
+                <w:sz w:val="17"/>
+              </w:rPr>
+              <w:t>¿Qué medidas concretas aplica? ¿Tiene certificaciones vigentes y con qué alcance?</w:t>
+            </w:r>
+          </w:p>
+        </w:tc>
+        <w:tc>
+          <w:tcPr>
+            <w:tcW w:w="1248" w:type="dxa"/>
+          </w:tcPr>
+          <w:p>
+            <w:pPr>
+              <w:pStyle w:val="Compact"/>
+              <w:spacing w:before="20" w:after="20"/>
+            </w:pPr>
+          </w:p>
+        </w:tc>
+      </w:tr>
+      <w:tr>
+        <w:tc>
+          <w:tcPr>
+            <w:tcW w:w="2192" w:type="dxa"/>
+          </w:tcPr>
+          <w:p>
+            <w:pPr>
+              <w:pStyle w:val="Compact"/>
+              <w:spacing w:before="20" w:after="20"/>
+            </w:pPr>
+            <w:r>
+              <w:rPr>
+                <w:sz w:val="17"/>
+              </w:rPr>
+              <w:t>Notificación de incidentes</w:t>
+            </w:r>
+          </w:p>
+        </w:tc>
+        <w:tc>
+          <w:tcPr>
+            <w:tcW w:w="6190" w:type="dxa"/>
+          </w:tcPr>
+          <w:p>
+            <w:pPr>
+              <w:pStyle w:val="Compact"/>
+              <w:spacing w:before="20" w:after="20"/>
+            </w:pPr>
+            <w:r>
+              <w:rPr>
+                <w:sz w:val="17"/>
+              </w:rPr>
+              <w:t>¿En qué plazo avisa a la organización?</w:t>
+            </w:r>
+          </w:p>
+        </w:tc>
+        <w:tc>
+          <w:tcPr>
+            <w:tcW w:w="1248" w:type="dxa"/>
+          </w:tcPr>
+          <w:p>
+            <w:pPr>
+              <w:pStyle w:val="Compact"/>
+              <w:spacing w:before="20" w:after="20"/>
+            </w:pPr>
+          </w:p>
+        </w:tc>
+      </w:tr>
+      <w:tr>
+        <w:tc>
+          <w:tcPr>
+            <w:tcW w:w="2192" w:type="dxa"/>
+          </w:tcPr>
+          <w:p>
+            <w:pPr>
+              <w:pStyle w:val="Compact"/>
+              <w:spacing w:before="20" w:after="20"/>
+            </w:pPr>
+            <w:r>
+              <w:rPr>
+                <w:sz w:val="17"/>
+              </w:rPr>
+              <w:t>Terceros</w:t>
+            </w:r>
+          </w:p>
+        </w:tc>
+        <w:tc>
+          <w:tcPr>
+            <w:tcW w:w="6190" w:type="dxa"/>
+          </w:tcPr>
+          <w:p>
+            <w:pPr>
+              <w:pStyle w:val="Compact"/>
+              <w:spacing w:before="20" w:after="20"/>
+            </w:pPr>
+            <w:r>
+              <w:rPr>
+                <w:sz w:val="17"/>
+              </w:rPr>
+              <w:t>¿Comparte información, incluso agregada, con otras empresas?</w:t>
+            </w:r>
+          </w:p>
+        </w:tc>
+        <w:tc>
+          <w:tcPr>
+            <w:tcW w:w="1248" w:type="dxa"/>
+          </w:tcPr>
+          <w:p>
+            <w:pPr>
+              <w:pStyle w:val="Compact"/>
+              <w:spacing w:before="20" w:after="20"/>
+            </w:pPr>
+          </w:p>
+        </w:tc>
+      </w:tr>
+      <w:tr>
+        <w:tc>
+          <w:tcPr>
+            <w:tcW w:w="2192" w:type="dxa"/>
+          </w:tcPr>
+          <w:p>
+            <w:pPr>
+              <w:pStyle w:val="Compact"/>
+              <w:spacing w:before="20" w:after="20"/>
+            </w:pPr>
+            <w:r>
+              <w:rPr>
+                <w:sz w:val="17"/>
+              </w:rPr>
+              <w:t>Recomendación</w:t>
+            </w:r>
+          </w:p>
+        </w:tc>
+        <w:tc>
+          <w:tcPr>
+            <w:tcW w:w="6190" w:type="dxa"/>
+          </w:tcPr>
+          <w:p>
+            <w:pPr>
+              <w:pStyle w:val="Compact"/>
+              <w:spacing w:before="20" w:after="20"/>
+            </w:pPr>
+            <w:r>
+              <w:rPr>
+                <w:sz w:val="17"/>
+              </w:rPr>
+              <w:t>Autorizar, autorizar con condiciones o no autorizar, con su fundamento</w:t>
+            </w:r>
+          </w:p>
+        </w:tc>
+        <w:tc>
+          <w:tcPr>
+            <w:tcW w:w="1248" w:type="dxa"/>
           </w:tcPr>
           <w:p>
             <w:pPr>
@@ -4130,7 +4654,139 @@
       </w:pPr>
       <w:r>
         <w:rPr/>
-        <w:t>Anexo 5. Lista de verificación de proveedores de IA</w:t>
+        <w:t>Anexo 6. Carta de conocimiento de la política</w:t>
+      </w:r>
+    </w:p>
+    <w:p>
+      <w:pPr>
+        <w:pStyle w:val="FirstParagraph"/>
+      </w:pPr>
+      <w:r>
+        <w:rPr/>
+        <w:t>Yo, [nombre], [puesto], del área de [área], manifiesto que:</w:t>
+      </w:r>
+    </w:p>
+    <w:p>
+      <w:pPr>
+        <w:pStyle w:val="Compact"/>
+        <w:numPr>
+          <w:ilvl w:val="0"/>
+          <w:numId w:val="1017"/>
+        </w:numPr>
+      </w:pPr>
+      <w:r>
+        <w:rPr/>
+        <w:t>Recibí y leí la Política de uso de inteligencia artificial de [nombre de la organización], versión [ ].</w:t>
+      </w:r>
+    </w:p>
+    <w:p>
+      <w:pPr>
+        <w:pStyle w:val="Compact"/>
+        <w:numPr>
+          <w:ilvl w:val="0"/>
+          <w:numId w:val="1017"/>
+        </w:numPr>
+      </w:pPr>
+      <w:r>
+        <w:rPr/>
+        <w:t>Recibí la capacitación sobre su contenido el [fecha].</w:t>
+      </w:r>
+    </w:p>
+    <w:p>
+      <w:pPr>
+        <w:pStyle w:val="Compact"/>
+        <w:numPr>
+          <w:ilvl w:val="0"/>
+          <w:numId w:val="1017"/>
+        </w:numPr>
+      </w:pPr>
+      <w:r>
+        <w:rPr/>
+        <w:t>Me comprometo a usar solo los sistemas de IA autorizados, con mi cuenta institucional, y a no ingresar información en contra de la política.</w:t>
+      </w:r>
+    </w:p>
+    <w:p>
+      <w:pPr>
+        <w:pStyle w:val="Compact"/>
+        <w:numPr>
+          <w:ilvl w:val="0"/>
+          <w:numId w:val="1017"/>
+        </w:numPr>
+      </w:pPr>
+      <w:r>
+        <w:rPr/>
+        <w:t>Sé cómo y a quién reportar un incidente.</w:t>
+      </w:r>
+    </w:p>
+    <w:p>
+      <w:pPr>
+        <w:pStyle w:val="BodyText"/>
+      </w:pPr>
+      <w:r>
+        <w:rPr/>
+        <w:t xml:space="preserve">Firma: </w:t>
+      </w:r>
+      <w:r>
+        <w:rPr>
+          <w:b/>
+          <w:i/>
+        </w:rPr>
+        <w:t>_</w:t>
+      </w:r>
+      <w:r>
+        <w:rPr>
+          <w:b/>
+          <w:i/>
+        </w:rPr>
+        <w:t>_</w:t>
+      </w:r>
+      <w:r>
+        <w:rPr>
+          <w:b/>
+          <w:i/>
+        </w:rPr>
+        <w:t>_</w:t>
+      </w:r>
+      <w:r>
+        <w:rPr>
+          <w:b/>
+        </w:rPr>
+        <w:t xml:space="preserve">_ Fecha: </w:t>
+      </w:r>
+      <w:r>
+        <w:rPr>
+          <w:b/>
+          <w:i/>
+        </w:rPr>
+        <w:t>_</w:t>
+      </w:r>
+      <w:r>
+        <w:rPr>
+          <w:b/>
+          <w:i/>
+        </w:rPr>
+        <w:t>_</w:t>
+      </w:r>
+      <w:r>
+        <w:rPr/>
+        <w:t>____</w:t>
+      </w:r>
+    </w:p>
+    <w:p>
+      <w:pPr>
+        <w:pStyle w:val="BodyText"/>
+        <w:pBdr>
+          <w:bottom w:val="single" w:sz="4" w:space="1" w:color="BFC0C0"/>
+        </w:pBdr>
+      </w:pPr>
+    </w:p>
+    <w:p>
+      <w:pPr>
+        <w:pStyle w:val="Heading2"/>
+      </w:pPr>
+      <w:r>
+        <w:rPr/>
+        <w:t>Correspondencia con el EC-B (Elemento 3, Producto 1)</w:t>
       </w:r>
     </w:p>
     <w:tbl>
@@ -4148,9 +4804,8 @@
         <w:tblLook w:firstColumn="1" w:firstRow="1" w:lastColumn="0" w:lastRow="0" w:noHBand="0" w:noVBand="1" w:val="04A0"/>
       </w:tblPr>
       <w:tblGrid>
-        <w:gridCol w:w="1657"/>
-        <w:gridCol w:w="7105"/>
-        <w:gridCol w:w="868"/>
+        <w:gridCol w:w="7009"/>
+        <w:gridCol w:w="2622"/>
       </w:tblGrid>
       <w:tr>
         <w:trPr>
@@ -4159,7 +4814,7 @@
         </w:trPr>
         <w:tc>
           <w:tcPr>
-            <w:tcW w:w="1657" w:type="dxa"/>
+            <w:tcW w:w="7009" w:type="dxa"/>
             <w:shd w:val="clear" w:color="auto" w:fill="ECECEC"/>
           </w:tcPr>
           <w:p>
@@ -4172,13 +4827,13 @@
                 <w:b/>
                 <w:sz w:val="17"/>
               </w:rPr>
-              <w:t>Criterio</w:t>
-            </w:r>
-          </w:p>
-        </w:tc>
-        <w:tc>
-          <w:tcPr>
-            <w:tcW w:w="7105" w:type="dxa"/>
+              <w:t>Contenido que exige el estándar</w:t>
+            </w:r>
+          </w:p>
+        </w:tc>
+        <w:tc>
+          <w:tcPr>
+            <w:tcW w:w="2622" w:type="dxa"/>
             <w:shd w:val="clear" w:color="auto" w:fill="ECECEC"/>
           </w:tcPr>
           <w:p>
@@ -4191,657 +4846,6 @@
                 <w:b/>
                 <w:sz w:val="17"/>
               </w:rPr>
-              <w:t>Pregunta</w:t>
-            </w:r>
-          </w:p>
-        </w:tc>
-        <w:tc>
-          <w:tcPr>
-            <w:tcW w:w="868" w:type="dxa"/>
-            <w:shd w:val="clear" w:color="auto" w:fill="ECECEC"/>
-          </w:tcPr>
-          <w:p>
-            <w:pPr>
-              <w:pStyle w:val="Compact"/>
-              <w:spacing w:before="20" w:after="20"/>
-            </w:pPr>
-            <w:r>
-              <w:rPr>
-                <w:b/>
-                <w:sz w:val="17"/>
-              </w:rPr>
-              <w:t>Resultado</w:t>
-            </w:r>
-          </w:p>
-        </w:tc>
-      </w:tr>
-      <w:tr>
-        <w:tc>
-          <w:tcPr>
-            <w:tcW w:w="1657" w:type="dxa"/>
-          </w:tcPr>
-          <w:p>
-            <w:pPr>
-              <w:pStyle w:val="Compact"/>
-              <w:spacing w:before="20" w:after="20"/>
-            </w:pPr>
-            <w:r>
-              <w:rPr>
-                <w:sz w:val="17"/>
-              </w:rPr>
-              <w:t>Uso de la información</w:t>
-            </w:r>
-          </w:p>
-        </w:tc>
-        <w:tc>
-          <w:tcPr>
-            <w:tcW w:w="7105" w:type="dxa"/>
-          </w:tcPr>
-          <w:p>
-            <w:pPr>
-              <w:pStyle w:val="Compact"/>
-              <w:spacing w:before="20" w:after="20"/>
-            </w:pPr>
-            <w:r>
-              <w:rPr>
-                <w:sz w:val="17"/>
-              </w:rPr>
-              <w:t>¿Usa la información ingresada para entrenar sus modelos o para fines propios? ¿Puede excluirse por escrito?</w:t>
-            </w:r>
-          </w:p>
-        </w:tc>
-        <w:tc>
-          <w:tcPr>
-            <w:tcW w:w="868" w:type="dxa"/>
-          </w:tcPr>
-          <w:p>
-            <w:pPr>
-              <w:pStyle w:val="Compact"/>
-              <w:spacing w:before="20" w:after="20"/>
-            </w:pPr>
-          </w:p>
-        </w:tc>
-      </w:tr>
-      <w:tr>
-        <w:tc>
-          <w:tcPr>
-            <w:tcW w:w="1657" w:type="dxa"/>
-          </w:tcPr>
-          <w:p>
-            <w:pPr>
-              <w:pStyle w:val="Compact"/>
-              <w:spacing w:before="20" w:after="20"/>
-            </w:pPr>
-            <w:r>
-              <w:rPr>
-                <w:sz w:val="17"/>
-              </w:rPr>
-              <w:t>Calidad del proveedor</w:t>
-            </w:r>
-          </w:p>
-        </w:tc>
-        <w:tc>
-          <w:tcPr>
-            <w:tcW w:w="7105" w:type="dxa"/>
-          </w:tcPr>
-          <w:p>
-            <w:pPr>
-              <w:pStyle w:val="Compact"/>
-              <w:spacing w:before="20" w:after="20"/>
-            </w:pPr>
-            <w:r>
-              <w:rPr>
-                <w:sz w:val="17"/>
-              </w:rPr>
-              <w:t>¿Actúa solo por cuenta de la organización y conforme a sus instrucciones, con contrato (persona encargada)? Si usa los datos para fines propios es un tercero: hay transferencia, que debe informarse en el aviso de privacidad</w:t>
-            </w:r>
-          </w:p>
-        </w:tc>
-        <w:tc>
-          <w:tcPr>
-            <w:tcW w:w="868" w:type="dxa"/>
-          </w:tcPr>
-          <w:p>
-            <w:pPr>
-              <w:pStyle w:val="Compact"/>
-              <w:spacing w:before="20" w:after="20"/>
-            </w:pPr>
-          </w:p>
-        </w:tc>
-      </w:tr>
-      <w:tr>
-        <w:tc>
-          <w:tcPr>
-            <w:tcW w:w="1657" w:type="dxa"/>
-          </w:tcPr>
-          <w:p>
-            <w:pPr>
-              <w:pStyle w:val="Compact"/>
-              <w:spacing w:before="20" w:after="20"/>
-            </w:pPr>
-            <w:r>
-              <w:rPr>
-                <w:sz w:val="17"/>
-              </w:rPr>
-              <w:t>Conservación</w:t>
-            </w:r>
-          </w:p>
-        </w:tc>
-        <w:tc>
-          <w:tcPr>
-            <w:tcW w:w="7105" w:type="dxa"/>
-          </w:tcPr>
-          <w:p>
-            <w:pPr>
-              <w:pStyle w:val="Compact"/>
-              <w:spacing w:before="20" w:after="20"/>
-            </w:pPr>
-            <w:r>
-              <w:rPr>
-                <w:sz w:val="17"/>
-              </w:rPr>
-              <w:t>¿Cuánto tiempo conserva la información? ¿Es acorde con la finalidad?</w:t>
-            </w:r>
-          </w:p>
-        </w:tc>
-        <w:tc>
-          <w:tcPr>
-            <w:tcW w:w="868" w:type="dxa"/>
-          </w:tcPr>
-          <w:p>
-            <w:pPr>
-              <w:pStyle w:val="Compact"/>
-              <w:spacing w:before="20" w:after="20"/>
-            </w:pPr>
-          </w:p>
-        </w:tc>
-      </w:tr>
-      <w:tr>
-        <w:tc>
-          <w:tcPr>
-            <w:tcW w:w="1657" w:type="dxa"/>
-          </w:tcPr>
-          <w:p>
-            <w:pPr>
-              <w:pStyle w:val="Compact"/>
-              <w:spacing w:before="20" w:after="20"/>
-            </w:pPr>
-            <w:r>
-              <w:rPr>
-                <w:sz w:val="17"/>
-              </w:rPr>
-              <w:t>Ubicación</w:t>
-            </w:r>
-          </w:p>
-        </w:tc>
-        <w:tc>
-          <w:tcPr>
-            <w:tcW w:w="7105" w:type="dxa"/>
-          </w:tcPr>
-          <w:p>
-            <w:pPr>
-              <w:pStyle w:val="Compact"/>
-              <w:spacing w:before="20" w:after="20"/>
-            </w:pPr>
-            <w:r>
-              <w:rPr>
-                <w:sz w:val="17"/>
-              </w:rPr>
-              <w:t>¿Dónde se almacena? ¿Hay transferencias a otros países? ¿Con qué fundamento?</w:t>
-            </w:r>
-          </w:p>
-        </w:tc>
-        <w:tc>
-          <w:tcPr>
-            <w:tcW w:w="868" w:type="dxa"/>
-          </w:tcPr>
-          <w:p>
-            <w:pPr>
-              <w:pStyle w:val="Compact"/>
-              <w:spacing w:before="20" w:after="20"/>
-            </w:pPr>
-          </w:p>
-        </w:tc>
-      </w:tr>
-      <w:tr>
-        <w:tc>
-          <w:tcPr>
-            <w:tcW w:w="1657" w:type="dxa"/>
-          </w:tcPr>
-          <w:p>
-            <w:pPr>
-              <w:pStyle w:val="Compact"/>
-              <w:spacing w:before="20" w:after="20"/>
-            </w:pPr>
-            <w:r>
-              <w:rPr>
-                <w:sz w:val="17"/>
-              </w:rPr>
-              <w:t>Eliminación</w:t>
-            </w:r>
-          </w:p>
-        </w:tc>
-        <w:tc>
-          <w:tcPr>
-            <w:tcW w:w="7105" w:type="dxa"/>
-          </w:tcPr>
-          <w:p>
-            <w:pPr>
-              <w:pStyle w:val="Compact"/>
-              <w:spacing w:before="20" w:after="20"/>
-            </w:pPr>
-            <w:r>
-              <w:rPr>
-                <w:sz w:val="17"/>
-              </w:rPr>
-              <w:t>¿Elimina o devuelve la información al terminar el contrato, con constancia y en un plazo definido?</w:t>
-            </w:r>
-          </w:p>
-        </w:tc>
-        <w:tc>
-          <w:tcPr>
-            <w:tcW w:w="868" w:type="dxa"/>
-          </w:tcPr>
-          <w:p>
-            <w:pPr>
-              <w:pStyle w:val="Compact"/>
-              <w:spacing w:before="20" w:after="20"/>
-            </w:pPr>
-          </w:p>
-        </w:tc>
-      </w:tr>
-      <w:tr>
-        <w:tc>
-          <w:tcPr>
-            <w:tcW w:w="1657" w:type="dxa"/>
-          </w:tcPr>
-          <w:p>
-            <w:pPr>
-              <w:pStyle w:val="Compact"/>
-              <w:spacing w:before="20" w:after="20"/>
-            </w:pPr>
-            <w:r>
-              <w:rPr>
-                <w:sz w:val="17"/>
-              </w:rPr>
-              <w:t>Confidencialidad y seguridad</w:t>
-            </w:r>
-          </w:p>
-        </w:tc>
-        <w:tc>
-          <w:tcPr>
-            <w:tcW w:w="7105" w:type="dxa"/>
-          </w:tcPr>
-          <w:p>
-            <w:pPr>
-              <w:pStyle w:val="Compact"/>
-              <w:spacing w:before="20" w:after="20"/>
-            </w:pPr>
-            <w:r>
-              <w:rPr>
-                <w:sz w:val="17"/>
-              </w:rPr>
-              <w:t>¿Qué medidas concretas aplica? ¿Tiene certificaciones vigentes y con qué alcance?</w:t>
-            </w:r>
-          </w:p>
-        </w:tc>
-        <w:tc>
-          <w:tcPr>
-            <w:tcW w:w="868" w:type="dxa"/>
-          </w:tcPr>
-          <w:p>
-            <w:pPr>
-              <w:pStyle w:val="Compact"/>
-              <w:spacing w:before="20" w:after="20"/>
-            </w:pPr>
-          </w:p>
-        </w:tc>
-      </w:tr>
-      <w:tr>
-        <w:tc>
-          <w:tcPr>
-            <w:tcW w:w="1657" w:type="dxa"/>
-          </w:tcPr>
-          <w:p>
-            <w:pPr>
-              <w:pStyle w:val="Compact"/>
-              <w:spacing w:before="20" w:after="20"/>
-            </w:pPr>
-            <w:r>
-              <w:rPr>
-                <w:sz w:val="17"/>
-              </w:rPr>
-              <w:t>Notificación de incidentes</w:t>
-            </w:r>
-          </w:p>
-        </w:tc>
-        <w:tc>
-          <w:tcPr>
-            <w:tcW w:w="7105" w:type="dxa"/>
-          </w:tcPr>
-          <w:p>
-            <w:pPr>
-              <w:pStyle w:val="Compact"/>
-              <w:spacing w:before="20" w:after="20"/>
-            </w:pPr>
-            <w:r>
-              <w:rPr>
-                <w:sz w:val="17"/>
-              </w:rPr>
-              <w:t>¿En qué plazo avisa a la organización?</w:t>
-            </w:r>
-          </w:p>
-        </w:tc>
-        <w:tc>
-          <w:tcPr>
-            <w:tcW w:w="868" w:type="dxa"/>
-          </w:tcPr>
-          <w:p>
-            <w:pPr>
-              <w:pStyle w:val="Compact"/>
-              <w:spacing w:before="20" w:after="20"/>
-            </w:pPr>
-          </w:p>
-        </w:tc>
-      </w:tr>
-      <w:tr>
-        <w:tc>
-          <w:tcPr>
-            <w:tcW w:w="1657" w:type="dxa"/>
-          </w:tcPr>
-          <w:p>
-            <w:pPr>
-              <w:pStyle w:val="Compact"/>
-              <w:spacing w:before="20" w:after="20"/>
-            </w:pPr>
-            <w:r>
-              <w:rPr>
-                <w:sz w:val="17"/>
-              </w:rPr>
-              <w:t>Terceros</w:t>
-            </w:r>
-          </w:p>
-        </w:tc>
-        <w:tc>
-          <w:tcPr>
-            <w:tcW w:w="7105" w:type="dxa"/>
-          </w:tcPr>
-          <w:p>
-            <w:pPr>
-              <w:pStyle w:val="Compact"/>
-              <w:spacing w:before="20" w:after="20"/>
-            </w:pPr>
-            <w:r>
-              <w:rPr>
-                <w:sz w:val="17"/>
-              </w:rPr>
-              <w:t>¿Comparte información, incluso agregada, con otras empresas?</w:t>
-            </w:r>
-          </w:p>
-        </w:tc>
-        <w:tc>
-          <w:tcPr>
-            <w:tcW w:w="868" w:type="dxa"/>
-          </w:tcPr>
-          <w:p>
-            <w:pPr>
-              <w:pStyle w:val="Compact"/>
-              <w:spacing w:before="20" w:after="20"/>
-            </w:pPr>
-          </w:p>
-        </w:tc>
-      </w:tr>
-      <w:tr>
-        <w:tc>
-          <w:tcPr>
-            <w:tcW w:w="1657" w:type="dxa"/>
-          </w:tcPr>
-          <w:p>
-            <w:pPr>
-              <w:pStyle w:val="Compact"/>
-              <w:spacing w:before="20" w:after="20"/>
-            </w:pPr>
-            <w:r>
-              <w:rPr>
-                <w:sz w:val="17"/>
-              </w:rPr>
-              <w:t>Recomendación</w:t>
-            </w:r>
-          </w:p>
-        </w:tc>
-        <w:tc>
-          <w:tcPr>
-            <w:tcW w:w="7105" w:type="dxa"/>
-          </w:tcPr>
-          <w:p>
-            <w:pPr>
-              <w:pStyle w:val="Compact"/>
-              <w:spacing w:before="20" w:after="20"/>
-            </w:pPr>
-            <w:r>
-              <w:rPr>
-                <w:sz w:val="17"/>
-              </w:rPr>
-              <w:t>Autorizar, autorizar con condiciones o no autorizar, con su fundamento</w:t>
-            </w:r>
-          </w:p>
-        </w:tc>
-        <w:tc>
-          <w:tcPr>
-            <w:tcW w:w="868" w:type="dxa"/>
-          </w:tcPr>
-          <w:p>
-            <w:pPr>
-              <w:pStyle w:val="Compact"/>
-              <w:spacing w:before="20" w:after="20"/>
-            </w:pPr>
-          </w:p>
-        </w:tc>
-      </w:tr>
-    </w:tbl>
-    <w:p>
-      <w:pPr>
-        <w:pStyle w:val="BodyText"/>
-      </w:pPr>
-    </w:p>
-    <w:p>
-      <w:pPr>
-        <w:pStyle w:val="Heading2"/>
-      </w:pPr>
-      <w:r>
-        <w:rPr/>
-        <w:t>Anexo 6. Carta de conocimiento de la política</w:t>
-      </w:r>
-    </w:p>
-    <w:p>
-      <w:pPr>
-        <w:pStyle w:val="FirstParagraph"/>
-      </w:pPr>
-      <w:r>
-        <w:rPr/>
-        <w:t>Yo, [nombre], [puesto], del área de [área], manifiesto que:</w:t>
-      </w:r>
-    </w:p>
-    <w:p>
-      <w:pPr>
-        <w:pStyle w:val="Compact"/>
-        <w:numPr>
-          <w:ilvl w:val="0"/>
-          <w:numId w:val="1017"/>
-        </w:numPr>
-      </w:pPr>
-      <w:r>
-        <w:rPr/>
-        <w:t>Recibí y leí la Política de uso de inteligencia artificial de [nombre de la organización], versión [ ].</w:t>
-      </w:r>
-    </w:p>
-    <w:p>
-      <w:pPr>
-        <w:pStyle w:val="Compact"/>
-        <w:numPr>
-          <w:ilvl w:val="0"/>
-          <w:numId w:val="1017"/>
-        </w:numPr>
-      </w:pPr>
-      <w:r>
-        <w:rPr/>
-        <w:t>Recibí la capacitación sobre su contenido el [fecha].</w:t>
-      </w:r>
-    </w:p>
-    <w:p>
-      <w:pPr>
-        <w:pStyle w:val="Compact"/>
-        <w:numPr>
-          <w:ilvl w:val="0"/>
-          <w:numId w:val="1017"/>
-        </w:numPr>
-      </w:pPr>
-      <w:r>
-        <w:rPr/>
-        <w:t>Me comprometo a usar solo los sistemas de IA autorizados, con mi cuenta institucional, y a no ingresar información en contra de la política.</w:t>
-      </w:r>
-    </w:p>
-    <w:p>
-      <w:pPr>
-        <w:pStyle w:val="Compact"/>
-        <w:numPr>
-          <w:ilvl w:val="0"/>
-          <w:numId w:val="1017"/>
-        </w:numPr>
-      </w:pPr>
-      <w:r>
-        <w:rPr/>
-        <w:t>Sé cómo y a quién reportar un incidente.</w:t>
-      </w:r>
-    </w:p>
-    <w:p>
-      <w:pPr>
-        <w:pStyle w:val="BodyText"/>
-      </w:pPr>
-      <w:r>
-        <w:rPr/>
-        <w:t xml:space="preserve">Firma: </w:t>
-      </w:r>
-      <w:r>
-        <w:rPr>
-          <w:b/>
-          <w:i/>
-        </w:rPr>
-        <w:t>_</w:t>
-      </w:r>
-      <w:r>
-        <w:rPr>
-          <w:b/>
-          <w:i/>
-        </w:rPr>
-        <w:t>_</w:t>
-      </w:r>
-      <w:r>
-        <w:rPr>
-          <w:b/>
-          <w:i/>
-        </w:rPr>
-        <w:t>_</w:t>
-      </w:r>
-      <w:r>
-        <w:rPr>
-          <w:b/>
-        </w:rPr>
-        <w:t xml:space="preserve">_ Fecha: </w:t>
-      </w:r>
-      <w:r>
-        <w:rPr>
-          <w:b/>
-          <w:i/>
-        </w:rPr>
-        <w:t>_</w:t>
-      </w:r>
-      <w:r>
-        <w:rPr>
-          <w:b/>
-          <w:i/>
-        </w:rPr>
-        <w:t>_</w:t>
-      </w:r>
-      <w:r>
-        <w:rPr/>
-        <w:t>____</w:t>
-      </w:r>
-    </w:p>
-    <w:p>
-      <w:pPr>
-        <w:pStyle w:val="BodyText"/>
-        <w:pBdr>
-          <w:bottom w:val="single" w:sz="4" w:space="1" w:color="BFC0C0"/>
-        </w:pBdr>
-      </w:pPr>
-    </w:p>
-    <w:p>
-      <w:pPr>
-        <w:pStyle w:val="Heading2"/>
-      </w:pPr>
-      <w:r>
-        <w:rPr/>
-        <w:t>Correspondencia con el EC-B (Elemento 3, Producto 1)</w:t>
-      </w:r>
-    </w:p>
-    <w:tbl>
-      <w:tblPr>
-        <w:tblW w:w="9632" w:type="dxa"/>
-        <w:tblBorders>
-          <w:top w:val="single" w:sz="4" w:space="0" w:color="BFC0C0"/>
-          <w:left w:val="single" w:sz="4" w:space="0" w:color="BFC0C0"/>
-          <w:bottom w:val="single" w:sz="4" w:space="0" w:color="BFC0C0"/>
-          <w:right w:val="single" w:sz="4" w:space="0" w:color="BFC0C0"/>
-          <w:insideH w:val="single" w:sz="4" w:space="0" w:color="BFC0C0"/>
-          <w:insideV w:val="single" w:sz="4" w:space="0" w:color="BFC0C0"/>
-        </w:tblBorders>
-        <w:tblLayout w:type="fixed"/>
-        <w:tblLook w:firstColumn="1" w:firstRow="1" w:lastColumn="0" w:lastRow="0" w:noHBand="0" w:noVBand="1" w:val="04A0"/>
-      </w:tblPr>
-      <w:tblGrid>
-        <w:gridCol w:w="7387"/>
-        <w:gridCol w:w="2244"/>
-      </w:tblGrid>
-      <w:tr>
-        <w:trPr>
-          <w:tblHeader w:val="true"/>
-          <w:cantSplit/>
-        </w:trPr>
-        <w:tc>
-          <w:tcPr>
-            <w:tcW w:w="7387" w:type="dxa"/>
-            <w:shd w:val="clear" w:color="auto" w:fill="ECECEC"/>
-          </w:tcPr>
-          <w:p>
-            <w:pPr>
-              <w:pStyle w:val="Compact"/>
-              <w:spacing w:before="20" w:after="20"/>
-            </w:pPr>
-            <w:r>
-              <w:rPr>
-                <w:b/>
-                <w:sz w:val="17"/>
-              </w:rPr>
-              <w:t>Contenido que exige el estándar</w:t>
-            </w:r>
-          </w:p>
-        </w:tc>
-        <w:tc>
-          <w:tcPr>
-            <w:tcW w:w="2244" w:type="dxa"/>
-            <w:shd w:val="clear" w:color="auto" w:fill="ECECEC"/>
-          </w:tcPr>
-          <w:p>
-            <w:pPr>
-              <w:pStyle w:val="Compact"/>
-              <w:spacing w:before="20" w:after="20"/>
-            </w:pPr>
-            <w:r>
-              <w:rPr>
-                <w:b/>
-                <w:sz w:val="17"/>
-              </w:rPr>
               <w:t>Apartado de la plantilla</w:t>
             </w:r>
           </w:p>
@@ -4850,7 +4854,7 @@
       <w:tr>
         <w:tc>
           <w:tcPr>
-            <w:tcW w:w="7387" w:type="dxa"/>
+            <w:tcW w:w="7009" w:type="dxa"/>
           </w:tcPr>
           <w:p>
             <w:pPr>
@@ -4867,7 +4871,7 @@
         </w:tc>
         <w:tc>
           <w:tcPr>
-            <w:tcW w:w="2244" w:type="dxa"/>
+            <w:tcW w:w="2622" w:type="dxa"/>
           </w:tcPr>
           <w:p>
             <w:pPr>
@@ -4886,7 +4890,7 @@
       <w:tr>
         <w:tc>
           <w:tcPr>
-            <w:tcW w:w="7387" w:type="dxa"/>
+            <w:tcW w:w="7009" w:type="dxa"/>
           </w:tcPr>
           <w:p>
             <w:pPr>
@@ -4903,7 +4907,7 @@
         </w:tc>
         <w:tc>
           <w:tcPr>
-            <w:tcW w:w="2244" w:type="dxa"/>
+            <w:tcW w:w="2622" w:type="dxa"/>
           </w:tcPr>
           <w:p>
             <w:pPr>
@@ -4922,7 +4926,7 @@
       <w:tr>
         <w:tc>
           <w:tcPr>
-            <w:tcW w:w="7387" w:type="dxa"/>
+            <w:tcW w:w="7009" w:type="dxa"/>
           </w:tcPr>
           <w:p>
             <w:pPr>
@@ -4939,7 +4943,7 @@
         </w:tc>
         <w:tc>
           <w:tcPr>
-            <w:tcW w:w="2244" w:type="dxa"/>
+            <w:tcW w:w="2622" w:type="dxa"/>
           </w:tcPr>
           <w:p>
             <w:pPr>
@@ -4958,7 +4962,7 @@
       <w:tr>
         <w:tc>
           <w:tcPr>
-            <w:tcW w:w="7387" w:type="dxa"/>
+            <w:tcW w:w="7009" w:type="dxa"/>
           </w:tcPr>
           <w:p>
             <w:pPr>
@@ -4975,7 +4979,7 @@
         </w:tc>
         <w:tc>
           <w:tcPr>
-            <w:tcW w:w="2244" w:type="dxa"/>
+            <w:tcW w:w="2622" w:type="dxa"/>
           </w:tcPr>
           <w:p>
             <w:pPr>
@@ -4994,7 +4998,7 @@
       <w:tr>
         <w:tc>
           <w:tcPr>
-            <w:tcW w:w="7387" w:type="dxa"/>
+            <w:tcW w:w="7009" w:type="dxa"/>
           </w:tcPr>
           <w:p>
             <w:pPr>
@@ -5011,7 +5015,7 @@
         </w:tc>
         <w:tc>
           <w:tcPr>
-            <w:tcW w:w="2244" w:type="dxa"/>
+            <w:tcW w:w="2622" w:type="dxa"/>
           </w:tcPr>
           <w:p>
             <w:pPr>
@@ -5030,7 +5034,7 @@
       <w:tr>
         <w:tc>
           <w:tcPr>
-            <w:tcW w:w="7387" w:type="dxa"/>
+            <w:tcW w:w="7009" w:type="dxa"/>
           </w:tcPr>
           <w:p>
             <w:pPr>
@@ -5047,7 +5051,7 @@
         </w:tc>
         <w:tc>
           <w:tcPr>
-            <w:tcW w:w="2244" w:type="dxa"/>
+            <w:tcW w:w="2622" w:type="dxa"/>
           </w:tcPr>
           <w:p>
             <w:pPr>
@@ -5066,7 +5070,7 @@
       <w:tr>
         <w:tc>
           <w:tcPr>
-            <w:tcW w:w="7387" w:type="dxa"/>
+            <w:tcW w:w="7009" w:type="dxa"/>
           </w:tcPr>
           <w:p>
             <w:pPr>
@@ -5083,7 +5087,7 @@
         </w:tc>
         <w:tc>
           <w:tcPr>
-            <w:tcW w:w="2244" w:type="dxa"/>
+            <w:tcW w:w="2622" w:type="dxa"/>
           </w:tcPr>
           <w:p>
             <w:pPr>
@@ -5102,7 +5106,7 @@
       <w:tr>
         <w:tc>
           <w:tcPr>
-            <w:tcW w:w="7387" w:type="dxa"/>
+            <w:tcW w:w="7009" w:type="dxa"/>
           </w:tcPr>
           <w:p>
             <w:pPr>
@@ -5119,7 +5123,7 @@
         </w:tc>
         <w:tc>
           <w:tcPr>
-            <w:tcW w:w="2244" w:type="dxa"/>
+            <w:tcW w:w="2622" w:type="dxa"/>
           </w:tcPr>
           <w:p>
             <w:pPr>
@@ -5138,7 +5142,7 @@
       <w:tr>
         <w:tc>
           <w:tcPr>
-            <w:tcW w:w="7387" w:type="dxa"/>
+            <w:tcW w:w="7009" w:type="dxa"/>
           </w:tcPr>
           <w:p>
             <w:pPr>
@@ -5155,7 +5159,7 @@
         </w:tc>
         <w:tc>
           <w:tcPr>
-            <w:tcW w:w="2244" w:type="dxa"/>
+            <w:tcW w:w="2622" w:type="dxa"/>
           </w:tcPr>
           <w:p>
             <w:pPr>
@@ -5174,7 +5178,7 @@
       <w:tr>
         <w:tc>
           <w:tcPr>
-            <w:tcW w:w="7387" w:type="dxa"/>
+            <w:tcW w:w="7009" w:type="dxa"/>
           </w:tcPr>
           <w:p>
             <w:pPr>
@@ -5191,7 +5195,7 @@
         </w:tc>
         <w:tc>
           <w:tcPr>
-            <w:tcW w:w="2244" w:type="dxa"/>
+            <w:tcW w:w="2622" w:type="dxa"/>
           </w:tcPr>
           <w:p>
             <w:pPr>
@@ -5210,7 +5214,7 @@
       <w:tr>
         <w:tc>
           <w:tcPr>
-            <w:tcW w:w="7387" w:type="dxa"/>
+            <w:tcW w:w="7009" w:type="dxa"/>
           </w:tcPr>
           <w:p>
             <w:pPr>
@@ -5227,7 +5231,7 @@
         </w:tc>
         <w:tc>
           <w:tcPr>
-            <w:tcW w:w="2244" w:type="dxa"/>
+            <w:tcW w:w="2622" w:type="dxa"/>
           </w:tcPr>
           <w:p>
             <w:pPr>
